--- a/Social_Science_and_Medicine/R_R/Response_letter.docx
+++ b/Social_Science_and_Medicine/R_R/Response_letter.docx
@@ -68,8 +68,13 @@
         <w:rPr>
           <w:noProof/>
         </w:rPr>
-        <w:pict w14:anchorId="431DC73F">
-          <v:rect id="_x0000_i1026" alt="" style="width:431.95pt;height:.05pt;mso-width-percent:0;mso-height-percent:0;mso-width-percent:0;mso-height-percent:0" o:hrpct="923" o:hralign="center" o:hrstd="t" o:hr="t" fillcolor="#a0a0a0" stroked="f"/>
+      </w:r>
+      <w:r>
+        <w:pict w14:anchorId="35279BDC">
+          <v:rect id="Horizontal Line 1" o:spid="_x0000_s1027" style="width:431.95pt;height:.05pt;visibility:visible;mso-wrap-style:square;mso-left-percent:-10001;mso-top-percent:-10001;mso-position-horizontal:absolute;mso-position-horizontal-relative:char;mso-position-vertical:absolute;mso-position-vertical-relative:line;mso-left-percent:-10001;mso-top-percent:-10001;v-text-anchor:top" o:gfxdata="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" filled="f">
+            <o:lock v:ext="edit" rotation="t" aspectratio="t" verticies="t" text="t" shapetype="t"/>
+            <w10:anchorlock/>
+          </v:rect>
         </w:pict>
       </w:r>
     </w:p>
@@ -102,24 +107,94 @@
           <w:rFonts w:ascii="Calibri" w:eastAsia="Calibri" w:hAnsi="Calibri" w:cs="Calibri"/>
           <w:color w:val="212121"/>
         </w:rPr>
-        <w:t>The manuscript addresses an important question about public preferences for funding high cost cancer medicines. The paper is clearly written and the literature review is strong. The topic fits the journal. However, the central claim is larger than the evidence can support.</w:t>
-      </w:r>
-    </w:p>
-    <w:p>
-      <w:pPr>
-        <w:spacing w:before="120" w:after="120" w:line="360" w:lineRule="auto"/>
-        <w:ind w:left="720"/>
-        <w:jc w:val="both"/>
-        <w:rPr>
-          <w:rFonts w:ascii="Calibri" w:eastAsia="Calibri" w:hAnsi="Calibri" w:cs="Calibri"/>
-        </w:rPr>
-      </w:pPr>
-      <w:r>
-        <w:rPr>
-          <w:rFonts w:ascii="Calibri" w:eastAsia="Calibri" w:hAnsi="Calibri" w:cs="Calibri"/>
-          <w:color w:val="FF0000"/>
-        </w:rPr>
-        <w:t>We thank Reviewer 1 for their encouraging and positive comments above and the constructive comments below. We have endeavored to respond to these as best we can. Below, we respond to these comments one by one.</w:t>
+        <w:t xml:space="preserve">The manuscript addresses an important question about public preferences for funding high cost cancer medicines. The paper is clearly </w:t>
+      </w:r>
+      <w:r>
+        <w:rPr>
+          <w:rFonts w:ascii="Calibri" w:eastAsia="Calibri" w:hAnsi="Calibri" w:cs="Calibri"/>
+          <w:color w:val="212121"/>
+        </w:rPr>
+        <w:t>written,</w:t>
+      </w:r>
+      <w:r>
+        <w:rPr>
+          <w:rFonts w:ascii="Calibri" w:eastAsia="Calibri" w:hAnsi="Calibri" w:cs="Calibri"/>
+          <w:color w:val="212121"/>
+        </w:rPr>
+        <w:t xml:space="preserve"> and the literature review is strong. The topic fits the journal. However, the central claim is larger than the evidence can support.</w:t>
+      </w:r>
+    </w:p>
+    <w:p>
+      <w:pPr>
+        <w:spacing w:before="120" w:after="120" w:line="360" w:lineRule="auto"/>
+        <w:ind w:left="720"/>
+        <w:jc w:val="both"/>
+        <w:rPr>
+          <w:rFonts w:ascii="Calibri" w:eastAsia="Calibri" w:hAnsi="Calibri" w:cs="Calibri"/>
+        </w:rPr>
+      </w:pPr>
+      <w:r>
+        <w:rPr>
+          <w:rFonts w:ascii="Calibri" w:eastAsia="Calibri" w:hAnsi="Calibri" w:cs="Calibri"/>
+          <w:color w:val="FF0000"/>
+        </w:rPr>
+        <w:t>We thank Reviewer 1 for their encouraging and positive comments above</w:t>
+      </w:r>
+      <w:r>
+        <w:rPr>
+          <w:rFonts w:ascii="Calibri" w:eastAsia="Calibri" w:hAnsi="Calibri" w:cs="Calibri"/>
+          <w:color w:val="FF0000"/>
+        </w:rPr>
+        <w:t>,</w:t>
+      </w:r>
+      <w:r>
+        <w:rPr>
+          <w:rFonts w:ascii="Calibri" w:eastAsia="Calibri" w:hAnsi="Calibri" w:cs="Calibri"/>
+          <w:color w:val="FF0000"/>
+        </w:rPr>
+        <w:t xml:space="preserve"> and the constructive comments below. We have endeavored to respond to </w:t>
+      </w:r>
+      <w:r>
+        <w:rPr>
+          <w:rFonts w:ascii="Calibri" w:eastAsia="Calibri" w:hAnsi="Calibri" w:cs="Calibri"/>
+          <w:color w:val="FF0000"/>
+        </w:rPr>
+        <w:t>all of them</w:t>
+      </w:r>
+      <w:r>
+        <w:rPr>
+          <w:rFonts w:ascii="Calibri" w:eastAsia="Calibri" w:hAnsi="Calibri" w:cs="Calibri"/>
+          <w:color w:val="FF0000"/>
+        </w:rPr>
+        <w:t xml:space="preserve"> as best </w:t>
+      </w:r>
+      <w:r>
+        <w:rPr>
+          <w:rFonts w:ascii="Calibri" w:eastAsia="Calibri" w:hAnsi="Calibri" w:cs="Calibri"/>
+          <w:color w:val="FF0000"/>
+        </w:rPr>
+        <w:t xml:space="preserve">as </w:t>
+      </w:r>
+      <w:r>
+        <w:rPr>
+          <w:rFonts w:ascii="Calibri" w:eastAsia="Calibri" w:hAnsi="Calibri" w:cs="Calibri"/>
+          <w:color w:val="FF0000"/>
+        </w:rPr>
+        <w:t xml:space="preserve">we </w:t>
+      </w:r>
+      <w:r>
+        <w:rPr>
+          <w:rFonts w:ascii="Calibri" w:eastAsia="Calibri" w:hAnsi="Calibri" w:cs="Calibri"/>
+          <w:color w:val="FF0000"/>
+        </w:rPr>
+        <w:t>could</w:t>
+      </w:r>
+      <w:r>
+        <w:rPr>
+          <w:rFonts w:ascii="Calibri" w:eastAsia="Calibri" w:hAnsi="Calibri" w:cs="Calibri"/>
+          <w:color w:val="FF0000"/>
+        </w:rPr>
+        <w:t>. Below, we respond to these comments one by one.</w:t>
       </w:r>
     </w:p>
     <w:p>
@@ -155,8 +230,18 @@
         <w:rPr>
           <w:rFonts w:ascii="Calibri" w:eastAsia="Calibri" w:hAnsi="Calibri" w:cs="Calibri"/>
           <w:color w:val="FF0000"/>
-        </w:rPr>
-        <w:t>We thank the reviewer for this comment. We agree with the comment and have made this distinction more clear throughout the manuscript. → Hector, please check this. Also in Discussion comment concerning 2nd paragraph of Discussion</w:t>
+          <w:highlight w:val="yellow"/>
+        </w:rPr>
+        <w:t xml:space="preserve">Thank you. We agree that the experiment does not manipulate institutional insulation and therefore cannot establish whether insulation moderates, attenuates, or neutralises framing effects. We have revised the Abstract, Introduction, Discussion, and Conclusion to define the study’s estimand more precisely: the effect of the assigned rescue-oriented and resource-preservation justifications on stated funding preferences within Finland’s delegated reimbursement setting. Institutional insulation is now treated as the policy context rather than as </w:t>
+      </w:r>
+      <w:r>
+        <w:rPr>
+          <w:rFonts w:ascii="Calibri" w:eastAsia="Calibri" w:hAnsi="Calibri" w:cs="Calibri"/>
+          <w:color w:val="FF0000"/>
+          <w:highlight w:val="yellow"/>
+        </w:rPr>
+        <w:lastRenderedPageBreak/>
+        <w:t>an experimental condition, and we no longer interpret the results as evidence about the moderating effect of delegation itself</w:t>
       </w:r>
       <w:r>
         <w:rPr>
@@ -199,7 +284,6 @@
           <w:rFonts w:ascii="Calibri" w:eastAsia="Calibri" w:hAnsi="Calibri" w:cs="Calibri"/>
           <w:color w:val="FF0000"/>
         </w:rPr>
-        <w:lastRenderedPageBreak/>
         <w:t>Thank you for this comment. We have completely rewritten the Highlights.</w:t>
       </w:r>
     </w:p>
@@ -230,14 +314,17 @@
         <w:jc w:val="both"/>
         <w:rPr>
           <w:rFonts w:ascii="Calibri" w:eastAsia="Calibri" w:hAnsi="Calibri" w:cs="Calibri"/>
-        </w:rPr>
-      </w:pPr>
-      <w:r>
-        <w:rPr>
-          <w:rFonts w:ascii="Calibri" w:eastAsia="Calibri" w:hAnsi="Calibri" w:cs="Calibri"/>
-          <w:color w:val="FF0000"/>
-        </w:rPr>
-        <w:t>Thank you for this comment. We have highlighted this in Section 3 when describing our frames (Table 1). This paper builds on previous public opinion research in which framing refers to the way information is presented or structured.</w:t>
+          <w:color w:val="FF0000"/>
+          <w:highlight w:val="yellow"/>
+        </w:rPr>
+      </w:pPr>
+      <w:r>
+        <w:rPr>
+          <w:rFonts w:ascii="Calibri" w:eastAsia="Calibri" w:hAnsi="Calibri" w:cs="Calibri"/>
+          <w:color w:val="FF0000"/>
+          <w:highlight w:val="yellow"/>
+        </w:rPr>
+        <w:t>Thank you. We agree that the treatments vary not only presentation but also the substantive consideration made salient. We have clarified this in Section 3, Method, in the paragraph immediately preceding Table 1, where we explain that framing may operate “by giving different information or emphasizing certain aspects over others.” Table 1 now allows readers to compare the common clinical vignette with the arm-specific additions: limited remaining treatment options in the rescue condition and opportunity costs in the health-maximisation condition. We also address the resulting limitation in Section 5, Discussion, in the limitations paragraph beginning “Several limitations qualify these conclusions,” where we state: “Third, because both treatments added text while the control did not, we cannot separate framing effects from additional information or processing demands.” Accordingly, we interpret the estimates as the total effects of the assigned informational justifications and do not attribute them exclusively to framing.</w:t>
       </w:r>
     </w:p>
     <w:p>
@@ -274,7 +361,15 @@
           <w:rFonts w:ascii="Calibri" w:eastAsia="Calibri" w:hAnsi="Calibri" w:cs="Calibri"/>
           <w:color w:val="FF0000"/>
         </w:rPr>
-        <w:t>We agree with the point raised by the reviewer. As described in Section 1.1., different frames are expected to revoke different values. The prospect theory presents only one plausible explanation, which we have now highlighted in Section 2.  → See, comment in Discussion. So, we should emphasise this in Discussion as well</w:t>
+        <w:t xml:space="preserve">We agree. The revised manuscript now explicitly recognizes that the two treatments may operate through distinct processes: limited remaining treatment options in the rescue condition and salient opportunity costs in the health-maximisation condition. We accordingly present prospect </w:t>
+      </w:r>
+      <w:r>
+        <w:rPr>
+          <w:rFonts w:ascii="Calibri" w:eastAsia="Calibri" w:hAnsi="Calibri" w:cs="Calibri"/>
+          <w:color w:val="FF0000"/>
+        </w:rPr>
+        <w:lastRenderedPageBreak/>
+        <w:t>theory as one plausible theoretical account of the directional pattern, rather than attributing the entire treatment difference to a common gain–loss mechanism. This qualification is stated in both the Discussion and the limitations concerning the absence of mechanism measures.</w:t>
       </w:r>
     </w:p>
     <w:p>
@@ -365,62 +460,69 @@
           <w:rFonts w:ascii="Calibri" w:eastAsia="Calibri" w:hAnsi="Calibri" w:cs="Calibri"/>
           <w:color w:val="FF0000"/>
         </w:rPr>
+        <w:t xml:space="preserve">We nevertheless retain the unframed condition because our estimand is the total effect of adding each justification to the common vignette. Consistent with Haaland, Roth, and Wohlfart’s (2023, p. 19) observation: “sometimes the policy-relevant question of interest is concerned with the effect of providing a particular piece of information compared to not providing this information” at all.  We now also justify the type of control used in our design ("pure control") in the Methods section of our paper: </w:t>
+      </w:r>
+    </w:p>
+    <w:p>
+      <w:pPr>
+        <w:spacing w:before="120" w:after="120" w:line="360" w:lineRule="auto"/>
+        <w:ind w:left="720"/>
+        <w:jc w:val="both"/>
+        <w:rPr>
+          <w:rFonts w:ascii="Calibri" w:eastAsia="Calibri" w:hAnsi="Calibri" w:cs="Calibri"/>
+          <w:color w:val="FF0000"/>
+        </w:rPr>
+      </w:pPr>
+      <w:r>
+        <w:rPr>
+          <w:rFonts w:ascii="Calibri" w:eastAsia="Calibri" w:hAnsi="Calibri" w:cs="Calibri"/>
+          <w:color w:val="FF0000"/>
+        </w:rPr>
+        <w:t>“Following Haaland, Roth, and Wohlfart (2023), we use a “pure control,” a design suited to assessing the effect of adding particular information relative to providing no additional information. Accordingly, respondents in the control condition received the common clinical vignette but no supplementary framing or justification." (p. 9)</w:t>
+      </w:r>
+    </w:p>
+    <w:p>
+      <w:pPr>
+        <w:spacing w:before="120" w:after="120" w:line="360" w:lineRule="auto"/>
+        <w:ind w:left="720"/>
+        <w:jc w:val="both"/>
+        <w:rPr>
+          <w:rFonts w:ascii="Calibri" w:eastAsia="Calibri" w:hAnsi="Calibri" w:cs="Calibri"/>
+          <w:color w:val="FF0000"/>
+        </w:rPr>
+      </w:pPr>
+      <w:r>
+        <w:rPr>
+          <w:rFonts w:ascii="Calibri" w:eastAsia="Calibri" w:hAnsi="Calibri" w:cs="Calibri"/>
+          <w:color w:val="FF0000"/>
+        </w:rPr>
+        <w:t>Accordingly, we have added this new reference to the Reference section.</w:t>
+      </w:r>
+    </w:p>
+    <w:p>
+      <w:pPr>
+        <w:spacing w:before="120" w:after="120" w:line="360" w:lineRule="auto"/>
+        <w:ind w:left="720"/>
+        <w:jc w:val="both"/>
+        <w:rPr>
+          <w:rFonts w:ascii="Calibri" w:eastAsia="Calibri" w:hAnsi="Calibri" w:cs="Calibri"/>
+          <w:color w:val="FF0000"/>
+        </w:rPr>
+      </w:pPr>
+      <w:r>
+        <w:rPr>
+          <w:rFonts w:ascii="Calibri" w:eastAsia="Calibri" w:hAnsi="Calibri" w:cs="Calibri"/>
+          <w:color w:val="FF0000"/>
+        </w:rPr>
+        <w:t xml:space="preserve">Finally, and to directly address your issue (i.e., “task difficulty problem [increasing the] Don't know responses”), we now make the full-sample multinomial logit—including “I don’t know”—the paper’s primary model and report arm-specific predicted probabilities with 95% confidence intervals (effectively addressing your concern #9 too). The equivalent equation is specified in p. 10. This analysis treats the increase in “I don’t know” (as per your concern) as a substantive </w:t>
+      </w:r>
+      <w:r>
+        <w:rPr>
+          <w:rFonts w:ascii="Calibri" w:eastAsia="Calibri" w:hAnsi="Calibri" w:cs="Calibri"/>
+          <w:color w:val="FF0000"/>
+        </w:rPr>
         <w:lastRenderedPageBreak/>
-        <w:t xml:space="preserve">We nevertheless retain the unframed condition because our estimand is the total effect of adding each justification to the common vignette. Consistent with Haaland, Roth, and Wohlfart’s (2023, p. 19) observation: “sometimes the policy-relevant question of interest is concerned with the effect of providing a particular piece of information compared to not providing this information” at all.  We now also justify the type of control used in our design ("pure control") in the Methods section of our paper: </w:t>
-      </w:r>
-    </w:p>
-    <w:p>
-      <w:pPr>
-        <w:spacing w:before="120" w:after="120" w:line="360" w:lineRule="auto"/>
-        <w:ind w:left="720"/>
-        <w:jc w:val="both"/>
-        <w:rPr>
-          <w:rFonts w:ascii="Calibri" w:eastAsia="Calibri" w:hAnsi="Calibri" w:cs="Calibri"/>
-          <w:color w:val="FF0000"/>
-        </w:rPr>
-      </w:pPr>
-      <w:r>
-        <w:rPr>
-          <w:rFonts w:ascii="Calibri" w:eastAsia="Calibri" w:hAnsi="Calibri" w:cs="Calibri"/>
-          <w:color w:val="FF0000"/>
-        </w:rPr>
-        <w:t>“Following Haaland, Roth, and Wohlfart (2023), we use a “pure control,” a design suited to assessing the effect of adding particular information relative to providing no additional information. Accordingly, respondents in the control condition received the common clinical vignette but no supplementary framing or justification." (p. 9)</w:t>
-      </w:r>
-    </w:p>
-    <w:p>
-      <w:pPr>
-        <w:spacing w:before="120" w:after="120" w:line="360" w:lineRule="auto"/>
-        <w:ind w:left="720"/>
-        <w:jc w:val="both"/>
-        <w:rPr>
-          <w:rFonts w:ascii="Calibri" w:eastAsia="Calibri" w:hAnsi="Calibri" w:cs="Calibri"/>
-          <w:color w:val="FF0000"/>
-        </w:rPr>
-      </w:pPr>
-      <w:r>
-        <w:rPr>
-          <w:rFonts w:ascii="Calibri" w:eastAsia="Calibri" w:hAnsi="Calibri" w:cs="Calibri"/>
-          <w:color w:val="FF0000"/>
-        </w:rPr>
-        <w:t>Accordingly, we have added this new reference to the Reference section.</w:t>
-      </w:r>
-    </w:p>
-    <w:p>
-      <w:pPr>
-        <w:spacing w:before="120" w:after="120" w:line="360" w:lineRule="auto"/>
-        <w:ind w:left="720"/>
-        <w:jc w:val="both"/>
-        <w:rPr>
-          <w:rFonts w:ascii="Calibri" w:eastAsia="Calibri" w:hAnsi="Calibri" w:cs="Calibri"/>
-          <w:color w:val="FF0000"/>
-        </w:rPr>
-      </w:pPr>
-      <w:r>
-        <w:rPr>
-          <w:rFonts w:ascii="Calibri" w:eastAsia="Calibri" w:hAnsi="Calibri" w:cs="Calibri"/>
-          <w:color w:val="FF0000"/>
-        </w:rPr>
-        <w:t>Finally, and to directly address your issue (i.e., “task difficulty problem [increasing the] Don't know responses”), we now make the full-sample multinomial logit—including “I don’t know”—the paper’s primary model and report arm-specific predicted probabilities with 95% confidence intervals (effectively addressing your concern #9 too). The equivalent equation is specified in p. 10. This analysis treats the increase in “I don’t know” (as per your concern) as a substantive treatment response to be econometrically modeled, and incorporated into our analyses. Results remain unchanged. The ordinal model (excluding “I don’t know”) is now retained only as a sensitivity analysis. The new Figure 2 is the paper (p. X).</w:t>
+        <w:t>treatment response to be econometrically modeled, and incorporated into our analyses. Results remain unchanged. The ordinal model (excluding “I don’t know”) is now retained only as a sensitivity analysis. The new Figure 2 is the paper (p. X).</w:t>
       </w:r>
     </w:p>
     <w:p>
@@ -477,7 +579,6 @@
           <w:rFonts w:ascii="Calibri" w:eastAsia="Calibri" w:hAnsi="Calibri" w:cs="Calibri"/>
           <w:color w:val="FF0000"/>
         </w:rPr>
-        <w:lastRenderedPageBreak/>
         <w:t xml:space="preserve">Finally, (4) we have added the next sentences to the Discussion section (limitations, p. 13-14) to directly address your request of substantively address the Don’t know respondents: </w:t>
       </w:r>
     </w:p>
@@ -553,6 +654,7 @@
           <w:rFonts w:ascii="Calibri" w:eastAsia="Calibri" w:hAnsi="Calibri" w:cs="Calibri"/>
           <w:color w:val="FF0000"/>
         </w:rPr>
+        <w:lastRenderedPageBreak/>
         <w:t>Yes, another valid and important suggestion. The likelihood-ratio test actually rejects the proportional-odds assumption. Consequently, we have added the following sentence footnote 1, as well as recognizing your contribution:</w:t>
       </w:r>
     </w:p>
@@ -662,15 +764,7 @@
           <w:rFonts w:ascii="Calibri" w:eastAsia="Calibri" w:hAnsi="Calibri" w:cs="Calibri"/>
           <w:color w:val="FF0000"/>
         </w:rPr>
-        <w:t xml:space="preserve"> the model-based results (see p. 10). As requested, the figure reports </w:t>
-      </w:r>
-      <w:r>
-        <w:rPr>
-          <w:rFonts w:ascii="Calibri" w:eastAsia="Calibri" w:hAnsi="Calibri" w:cs="Calibri"/>
-          <w:color w:val="FF0000"/>
-        </w:rPr>
-        <w:lastRenderedPageBreak/>
-        <w:t>within-arm percentages and cell counts for all four response categories, including “I don’t know,” allowing readers to assess the unadjusted differences across conditions directly.</w:t>
+        <w:t xml:space="preserve"> the model-based results (see p. 10). As requested, the figure reports within-arm percentages and cell counts for all four response categories, including “I don’t know,” allowing readers to assess the unadjusted differences across conditions directly.</w:t>
       </w:r>
     </w:p>
     <w:p>
@@ -755,6 +849,7 @@
           <w:rFonts w:ascii="Calibri" w:eastAsia="Calibri" w:hAnsi="Calibri" w:cs="Calibri"/>
           <w:color w:val="FF0000"/>
         </w:rPr>
+        <w:lastRenderedPageBreak/>
         <w:t xml:space="preserve">Yes, we totally agree with this comment as well. We now have added “Table OA1. Unweighted Multinomial and Ordinal Logit Models of Support for Funding a High-Cost.” We think this table could go into the Online Appendix, but if the reviewer(s)/Editor considers it relevant to include it in the paper’s main document, we would be happy to do so. Since this table is very long, we encourage the reviewer to refer to the main document (p. 29). </w:t>
       </w:r>
     </w:p>
@@ -902,7 +997,6 @@
           <w:rFonts w:ascii="Calibri" w:eastAsia="Calibri" w:hAnsi="Calibri" w:cs="Calibri"/>
           <w:color w:val="FF0000"/>
         </w:rPr>
-        <w:lastRenderedPageBreak/>
         <w:t>Edited the methods section. Now it reads: “</w:t>
       </w:r>
       <w:r>
@@ -976,7 +1070,15 @@
           <w:rFonts w:ascii="Times New Roman" w:eastAsia="Times New Roman" w:hAnsi="Times New Roman" w:cs="Times New Roman"/>
           <w:color w:val="FF0000"/>
         </w:rPr>
-        <w:t>Softening the tone. We have replaced "All models are estimated with survey weights to preserve population representativeness" with "The main models apply the supplied calibration weight to improve alignment with available population margins. Because recruitment was non-probabilistic, these weights do not permit design-based population inference (corresponding unweighted estimates are reported in Table 1OA)" in the Methods section (p. 11).</w:t>
+        <w:t xml:space="preserve">Softening the tone. We have replaced "All models are estimated with survey weights to preserve population representativeness" with "The main models apply the supplied calibration </w:t>
+      </w:r>
+      <w:r>
+        <w:rPr>
+          <w:rFonts w:ascii="Times New Roman" w:eastAsia="Times New Roman" w:hAnsi="Times New Roman" w:cs="Times New Roman"/>
+          <w:color w:val="FF0000"/>
+        </w:rPr>
+        <w:lastRenderedPageBreak/>
+        <w:t>weight to improve alignment with available population margins. Because recruitment was non-probabilistic, these weights do not permit design-based population inference (corresponding unweighted estimates are reported in Table 1OA)" in the Methods section (p. 11).</w:t>
       </w:r>
     </w:p>
     <w:p>
@@ -1073,31 +1175,21 @@
           <w:color w:val="FF0000"/>
         </w:rPr>
       </w:pPr>
-      <w:commentRangeStart w:id="2"/>
-      <w:r>
-        <w:rPr>
-          <w:rFonts w:ascii="Calibri" w:eastAsia="Calibri" w:hAnsi="Calibri" w:cs="Calibri"/>
-          <w:color w:val="FF0000"/>
-        </w:rPr>
-        <w:t>This should be taken into account perhaps already in Introduction, but also in Section 1.1; see the comment in the manuscript</w:t>
-      </w:r>
-      <w:r>
-        <w:rPr>
-          <w:rFonts w:ascii="Calibri" w:eastAsia="Calibri" w:hAnsi="Calibri" w:cs="Calibri"/>
-          <w:color w:val="FF0000"/>
+      <w:r>
+        <w:rPr>
+          <w:rFonts w:ascii="Calibri" w:eastAsia="Calibri" w:hAnsi="Calibri" w:cs="Calibri"/>
+          <w:color w:val="FF0000"/>
+          <w:highlight w:val="yellow"/>
+        </w:rPr>
+        <w:t>Thank you. We agree that the contribution should be presented as a focused framing study rather than as a test of institutional insulation. We have revised the Introduction to acknowledge the prior literature on framing, opportunity-cost salience, and public preferences in priority setting. We now define our narrower contribution as estimating how rescue-oriented and resource-preservation justifications redistribute stated support across several funding options—including uncertainty—within the Finnish reimbursement context; institutional delegation is treated as the setting rather than the manipulated explanatory variable</w:t>
+      </w:r>
+      <w:r>
+        <w:rPr>
+          <w:rFonts w:ascii="Calibri" w:eastAsia="Calibri" w:hAnsi="Calibri" w:cs="Calibri"/>
+          <w:color w:val="FF0000"/>
+          <w:highlight w:val="yellow"/>
         </w:rPr>
         <w:t>.</w:t>
-      </w:r>
-      <w:commentRangeEnd w:id="2"/>
-      <w:r>
-        <w:rPr>
-          <w:rStyle w:val="CommentReference"/>
-          <w:rFonts w:ascii="Calibri" w:eastAsia="Calibri" w:hAnsi="Calibri" w:cs="Calibri"/>
-          <w:color w:val="FF0000"/>
-          <w:sz w:val="22"/>
-          <w:szCs w:val="22"/>
-        </w:rPr>
-        <w:commentReference w:id="2"/>
       </w:r>
     </w:p>
     <w:p>
@@ -1118,38 +1210,43 @@
           <w:rFonts w:ascii="Calibri" w:eastAsia="Calibri" w:hAnsi="Calibri" w:cs="Calibri"/>
           <w:color w:val="212121"/>
         </w:rPr>
+        <w:t>The response scale may channel different views into the conditional funding category. Some respondents may choose it because they support price negotiation. Others may choose it because they are uncertain, because they want to avoid denying treatment, or because they view unconditional funding as too permissive. These are substantively different reasons, but the current measure cannot distinguish them. The manuscript should therefore discuss the modal conditional funding result as a possible measurement issue and should be cautious in drawing policy implications from it.</w:t>
+      </w:r>
+    </w:p>
+    <w:p>
+      <w:pPr>
+        <w:spacing w:before="120" w:after="120" w:line="360" w:lineRule="auto"/>
+        <w:ind w:left="720"/>
+        <w:jc w:val="both"/>
+        <w:rPr>
+          <w:rFonts w:ascii="Calibri" w:eastAsia="Calibri" w:hAnsi="Calibri" w:cs="Calibri"/>
+          <w:color w:val="212121"/>
+        </w:rPr>
+      </w:pPr>
+      <w:r>
+        <w:rPr>
+          <w:rFonts w:ascii="Calibri" w:eastAsia="Calibri" w:hAnsi="Calibri" w:cs="Calibri"/>
+          <w:color w:val="FF0000"/>
+          <w:highlight w:val="yellow"/>
+        </w:rPr>
+        <w:t xml:space="preserve">Thank you. We agree that the conditional-funding category may pool several substantively different considerations. We now state explicitly that respondents may have selected it because they favored price negotiation, were uncertain, wished to avoid denying treatment, or regarded </w:t>
+      </w:r>
+      <w:r>
+        <w:rPr>
+          <w:rFonts w:ascii="Calibri" w:eastAsia="Calibri" w:hAnsi="Calibri" w:cs="Calibri"/>
+          <w:color w:val="FF0000"/>
+          <w:highlight w:val="yellow"/>
+        </w:rPr>
         <w:lastRenderedPageBreak/>
-        <w:t>The response scale may channel different views into the conditional funding category. Some respondents may choose it because they support price negotiation. Others may choose it because they are uncertain, because they want to avoid denying treatment, or because they view unconditional funding as too permissive. These are substantively different reasons, but the current measure cannot distinguish them. The manuscript should therefore discuss the modal conditional funding result as a possible measurement issue and should be cautious in drawing policy implications from it.</w:t>
-      </w:r>
-    </w:p>
-    <w:p>
-      <w:pPr>
-        <w:spacing w:before="120" w:after="120" w:line="360" w:lineRule="auto"/>
-        <w:ind w:left="720"/>
-        <w:jc w:val="both"/>
-        <w:rPr>
-          <w:rFonts w:ascii="Calibri" w:eastAsia="Calibri" w:hAnsi="Calibri" w:cs="Calibri"/>
-          <w:color w:val="212121"/>
-        </w:rPr>
-      </w:pPr>
-      <w:commentRangeStart w:id="3"/>
-      <w:r>
-        <w:rPr>
-          <w:rFonts w:ascii="Calibri" w:eastAsia="Calibri" w:hAnsi="Calibri" w:cs="Calibri"/>
-          <w:color w:val="FF0000"/>
-        </w:rPr>
-        <w:t>Let’s discuss this when we discuss limitations of the study in Discussion</w:t>
-      </w:r>
-      <w:commentRangeEnd w:id="3"/>
-      <w:r>
-        <w:rPr>
-          <w:rStyle w:val="CommentReference"/>
-          <w:rFonts w:ascii="Calibri" w:eastAsia="Calibri" w:hAnsi="Calibri" w:cs="Calibri"/>
-          <w:color w:val="212121"/>
-          <w:sz w:val="22"/>
-          <w:szCs w:val="22"/>
-        </w:rPr>
-        <w:commentReference w:id="3"/>
+        <w:t>unconditional payment as too permissive. Rather than treating its modal status as evidence of a shared normative rationale, we now present normative attraction, status quo bias, and institutional framing as possible interpretations that the present measure cannot distinguish. We also identify follow-up measures capable of distinguishing these motivations as a priority for future research</w:t>
+      </w:r>
+      <w:r>
+        <w:rPr>
+          <w:rFonts w:ascii="Calibri" w:eastAsia="Calibri" w:hAnsi="Calibri" w:cs="Calibri"/>
+          <w:color w:val="FF0000"/>
+          <w:highlight w:val="yellow"/>
+        </w:rPr>
+        <w:t>.</w:t>
       </w:r>
     </w:p>
     <w:p>
@@ -1187,8 +1284,9 @@
         <w:rPr>
           <w:rFonts w:ascii="Calibri" w:eastAsia="Calibri" w:hAnsi="Calibri" w:cs="Calibri"/>
           <w:color w:val="FF0000"/>
-        </w:rPr>
-        <w:t>See also ref 1 comment 4. Plus see Katri’s &amp; Mikko’s comment concerning 2nd paragraph of Discussion</w:t>
+          <w:highlight w:val="yellow"/>
+        </w:rPr>
+        <w:t>Thank you. We agree and have shortened and refocused the Discussion. We removed or qualified claims concerning political trust, system satisfaction, organized advocacy, and other consequences not measured in the survey. The broader literature on expertise and delegation is retained only to situate the implications of the observed framing effects, and we now state explicitly that the experiment does not measure effects on legitimacy, accountability, or the influence of organized actors. The revised Discussion therefore distinguishes more clearly between the study’s findings and their possible broader implications.</w:t>
       </w:r>
     </w:p>
     <w:p>
@@ -1248,25 +1346,32 @@
           <w:rFonts w:ascii="Calibri" w:eastAsia="Calibri" w:hAnsi="Calibri" w:cs="Calibri"/>
           <w:color w:val="212121"/>
         </w:rPr>
-        <w:t>The manuscript does not include manipulation checks or mechanism measures. The authors interpret the treatment effects as evidence of loss avoidance, gain preservation, and the rule of rescue, but the survey does not measure whether respondents actually perceived the treatments in these terms. It does not measure perceived patient loss, perceived opportunity cost, perceived absence of alternatives, or perceived moral obligation. The evidence therefore supports a treatment effect on stated funding preferences, but it does not identify the psychological mechanism behind that effect. The mechanism claims should be softened unless additional evidence is provided.</w:t>
-      </w:r>
-    </w:p>
-    <w:p>
-      <w:pPr>
-        <w:spacing w:before="120" w:after="120" w:line="360" w:lineRule="auto"/>
-        <w:ind w:left="720"/>
-        <w:jc w:val="both"/>
-        <w:rPr>
-          <w:rFonts w:ascii="Calibri" w:eastAsia="Calibri" w:hAnsi="Calibri" w:cs="Calibri"/>
-          <w:color w:val="212121"/>
-        </w:rPr>
-      </w:pPr>
-      <w:r>
-        <w:rPr>
-          <w:rFonts w:ascii="Calibri" w:eastAsia="Calibri" w:hAnsi="Calibri" w:cs="Calibri"/>
-          <w:color w:val="FF0000"/>
+        <w:t xml:space="preserve">The manuscript does not include manipulation checks or mechanism measures. The authors interpret the treatment effects as evidence of loss avoidance, gain preservation, and the rule of rescue, but the survey does not measure whether respondents actually perceived the treatments in these terms. It does not measure perceived patient loss, perceived opportunity cost, perceived absence of alternatives, or perceived moral obligation. The evidence therefore supports a treatment effect on stated funding preferences, but it does not identify the psychological </w:t>
+      </w:r>
+      <w:r>
+        <w:rPr>
+          <w:rFonts w:ascii="Calibri" w:eastAsia="Calibri" w:hAnsi="Calibri" w:cs="Calibri"/>
+          <w:color w:val="212121"/>
         </w:rPr>
         <w:lastRenderedPageBreak/>
+        <w:t>mechanism behind that effect. The mechanism claims should be softened unless additional evidence is provided.</w:t>
+      </w:r>
+    </w:p>
+    <w:p>
+      <w:pPr>
+        <w:spacing w:before="120" w:after="120" w:line="360" w:lineRule="auto"/>
+        <w:ind w:left="720"/>
+        <w:jc w:val="both"/>
+        <w:rPr>
+          <w:rFonts w:ascii="Calibri" w:eastAsia="Calibri" w:hAnsi="Calibri" w:cs="Calibri"/>
+          <w:color w:val="212121"/>
+        </w:rPr>
+      </w:pPr>
+      <w:r>
+        <w:rPr>
+          <w:rFonts w:ascii="Calibri" w:eastAsia="Calibri" w:hAnsi="Calibri" w:cs="Calibri"/>
+          <w:color w:val="FF0000"/>
+        </w:rPr>
         <w:t xml:space="preserve">Thank you. We agree that the experiment identifies the causal effects of the assigned frames on stated funding preferences but does not identify the intervening psychological mechanism. As requested, we have softened our claims, while retaining prospect theory and the rule of rescue as the ex ante theoretical account. </w:t>
       </w:r>
       <w:r>
@@ -1409,7 +1514,15 @@
           <w:rFonts w:ascii="Calibri" w:eastAsia="Calibri" w:hAnsi="Calibri" w:cs="Calibri"/>
           <w:color w:val="FF0000"/>
         </w:rPr>
-        <w:t>. We replaced claims that the treatments produced risk-seeking or risk-averse responses with descriptions of the observed movements between less and more restrictive funding positions. We now state that the direction of these shifts is “consistent with expectations derived from prospect theory and the rule of rescue,” rather than treating the results as direct evidence that these psychological processes occurred.</w:t>
+        <w:t xml:space="preserve">. We replaced claims that the treatments produced risk-seeking or risk-averse responses with descriptions of the observed movements between less and more restrictive funding positions. We now state that the direction of these shifts is “consistent with expectations derived </w:t>
+      </w:r>
+      <w:r>
+        <w:rPr>
+          <w:rFonts w:ascii="Calibri" w:eastAsia="Calibri" w:hAnsi="Calibri" w:cs="Calibri"/>
+          <w:color w:val="FF0000"/>
+        </w:rPr>
+        <w:lastRenderedPageBreak/>
+        <w:t>from prospect theory and the rule of rescue,” rather than treating the results as direct evidence that these psychological processes occurred.</w:t>
       </w:r>
     </w:p>
     <w:p>
@@ -1429,7 +1542,6 @@
           <w:bCs/>
           <w:color w:val="FF0000"/>
         </w:rPr>
-        <w:lastRenderedPageBreak/>
         <w:t>Mechanism interpretation</w:t>
       </w:r>
       <w:r>
@@ -1575,6 +1687,7 @@
           <w:rFonts w:ascii="Calibri" w:eastAsia="Calibri" w:hAnsi="Calibri" w:cs="Calibri"/>
           <w:color w:val="FF0000"/>
         </w:rPr>
+        <w:lastRenderedPageBreak/>
         <w:t>We are very grateful for the constructive comments we have received.</w:t>
       </w:r>
       <w:r>
@@ -1602,13 +1715,8 @@
         </w:rPr>
       </w:pPr>
       <w:r>
-        <w:rPr>
-          <w:noProof/>
-        </w:rPr>
-      </w:r>
-      <w:r>
-        <w:pict w14:anchorId="1ACF604B">
-          <v:rect id="Horizontal Line 1" o:spid="_x0000_s1026" style="width:6in;height:1.1pt;visibility:visible;mso-wrap-style:square;mso-left-percent:-10001;mso-top-percent:-10001;mso-position-horizontal:absolute;mso-position-horizontal-relative:char;mso-position-vertical:absolute;mso-position-vertical-relative:line;mso-left-percent:-10001;mso-top-percent:-10001;v-text-anchor:top" o:gfxdata="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" filled="f">
+        <w:pict w14:anchorId="17ABAD1E">
+          <v:rect id="_x0000_s1026" alt="" style="width:6in;height:1.1pt;visibility:visible;mso-wrap-style:square;mso-width-percent:0;mso-height-percent:0;mso-left-percent:-10001;mso-top-percent:-10001;mso-position-horizontal:absolute;mso-position-horizontal-relative:char;mso-position-vertical:absolute;mso-position-vertical-relative:line;mso-width-percent:0;mso-height-percent:0;mso-left-percent:-10001;mso-top-percent:-10001;v-text-anchor:top" filled="f">
             <o:lock v:ext="edit" rotation="t" aspectratio="t" verticies="t" text="t" shapetype="t"/>
             <w10:anchorlock/>
           </v:rect>
@@ -1622,7 +1730,6 @@
         <w:jc w:val="both"/>
       </w:pPr>
       <w:r>
-        <w:lastRenderedPageBreak/>
         <w:t>Reviewer #2:</w:t>
       </w:r>
     </w:p>
@@ -1710,67 +1817,6 @@
     </w:sectPr>
   </w:body>
 </w:document>
-</file>
-
-<file path=word/comments.xml><?xml version="1.0" encoding="utf-8"?>
-<w:comments xmlns:wpc="http://schemas.microsoft.com/office/word/2010/wordprocessingCanvas" xmlns:cx="http://schemas.microsoft.com/office/drawing/2014/chartex" xmlns:cx1="http://schemas.microsoft.com/office/drawing/2015/9/8/chartex" xmlns:cx2="http://schemas.microsoft.com/office/drawing/2015/10/21/chartex" xmlns:cx3="http://schemas.microsoft.com/office/drawing/2016/5/9/chartex" xmlns:cx4="http://schemas.microsoft.com/office/drawing/2016/5/10/chartex" xmlns:cx5="http://schemas.microsoft.com/office/drawing/2016/5/11/chartex" xmlns:cx6="http://schemas.microsoft.com/office/drawing/2016/5/12/chartex" xmlns:cx7="http://schemas.microsoft.com/office/drawing/2016/5/13/chartex" xmlns:cx8="http://schemas.microsoft.com/office/drawing/2016/5/14/chartex" xmlns:mc="http://schemas.openxmlformats.org/markup-compatibility/2006" xmlns:m="http://schemas.openxmlformats.org/officeDocument/2006/math" xmlns:aink="http://schemas.microsoft.com/office/drawing/2016/ink" xmlns:am3d="http://schemas.microsoft.com/office/drawing/2017/model3d" xmlns:oel="http://schemas.microsoft.com/office/2019/extlst" xmlns:r="http://schemas.openxmlformats.org/officeDocument/2006/relationships" xmlns:wp14="http://schemas.microsoft.com/office/word/2010/wordprocessingDrawing" xmlns:wp="http://schemas.openxmlformats.org/drawingml/2006/wordprocessingDrawing" xmlns:wpg="http://schemas.microsoft.com/office/word/2010/wordprocessingGroup" xmlns:wpi="http://schemas.microsoft.com/office/word/2010/wordprocessingInk" xmlns:wps="http://schemas.microsoft.com/office/word/2010/wordprocessingShape" xmlns:o="urn:schemas-microsoft-com:office:office" xmlns:v="urn:schemas-microsoft-com:vml" xmlns:w10="urn:schemas-microsoft-com:office:word" xmlns:w="http://schemas.openxmlformats.org/wordprocessingml/2006/main" xmlns:w14="http://schemas.microsoft.com/office/word/2010/wordml" xmlns:w15="http://schemas.microsoft.com/office/word/2012/wordml" xmlns:w16cex="http://schemas.microsoft.com/office/word/2018/wordml/cex" xmlns:w16cid="http://schemas.microsoft.com/office/word/2016/wordml/cid" xmlns:w16="http://schemas.microsoft.com/office/word/2018/wordml" xmlns:w16sdtdh="http://schemas.microsoft.com/office/word/2020/wordml/sdtdatahash" xmlns:w16sdtfl="http://schemas.microsoft.com/office/word/2024/wordml/sdtformatlock" xmlns:w16se="http://schemas.microsoft.com/office/word/2015/wordml/symex" xmlns:w16du="http://schemas.microsoft.com/office/word/2023/wordml/word16du" xmlns:wne="http://schemas.microsoft.com/office/word/2006/wordml" mc:Ignorable="w14 w15 w16se w16cid w16 w16cex w16sdtdh w16sdtfl w16du wp14">
-  <w:comment w:id="2" w:author="Héctor Bahamonde" w:date="2026-09-15T10:39:00Z" w:initials="HB">
-    <w:p>
-      <w:r>
-        <w:rPr>
-          <w:rStyle w:val="CommentReference"/>
-        </w:rPr>
-        <w:annotationRef/>
-      </w:r>
-      <w:r>
-        <w:rPr>
-          <w:sz w:val="20"/>
-          <w:szCs w:val="20"/>
-        </w:rPr>
-        <w:t>?</w:t>
-      </w:r>
-    </w:p>
-  </w:comment>
-  <w:comment w:id="3" w:author="Héctor Bahamonde" w:date="2026-09-15T10:40:00Z" w:initials="HB">
-    <w:p>
-      <w:r>
-        <w:rPr>
-          <w:rStyle w:val="CommentReference"/>
-        </w:rPr>
-        <w:annotationRef/>
-      </w:r>
-      <w:r>
-        <w:rPr>
-          <w:sz w:val="20"/>
-          <w:szCs w:val="20"/>
-        </w:rPr>
-        <w:t>?</w:t>
-      </w:r>
-    </w:p>
-    <w:p/>
-  </w:comment>
-</w:comments>
-</file>
-
-<file path=word/commentsExtended.xml><?xml version="1.0" encoding="utf-8"?>
-<w15:commentsEx xmlns:wpc="http://schemas.microsoft.com/office/word/2010/wordprocessingCanvas" xmlns:cx="http://schemas.microsoft.com/office/drawing/2014/chartex" xmlns:cx1="http://schemas.microsoft.com/office/drawing/2015/9/8/chartex" xmlns:cx2="http://schemas.microsoft.com/office/drawing/2015/10/21/chartex" xmlns:cx3="http://schemas.microsoft.com/office/drawing/2016/5/9/chartex" xmlns:cx4="http://schemas.microsoft.com/office/drawing/2016/5/10/chartex" xmlns:cx5="http://schemas.microsoft.com/office/drawing/2016/5/11/chartex" xmlns:cx6="http://schemas.microsoft.com/office/drawing/2016/5/12/chartex" xmlns:cx7="http://schemas.microsoft.com/office/drawing/2016/5/13/chartex" xmlns:cx8="http://schemas.microsoft.com/office/drawing/2016/5/14/chartex" xmlns:mc="http://schemas.openxmlformats.org/markup-compatibility/2006" xmlns:m="http://schemas.openxmlformats.org/officeDocument/2006/math" xmlns:aink="http://schemas.microsoft.com/office/drawing/2016/ink" xmlns:am3d="http://schemas.microsoft.com/office/drawing/2017/model3d" xmlns:oel="http://schemas.microsoft.com/office/2019/extlst" xmlns:r="http://schemas.openxmlformats.org/officeDocument/2006/relationships" xmlns:wp14="http://schemas.microsoft.com/office/word/2010/wordprocessingDrawing" xmlns:wp="http://schemas.openxmlformats.org/drawingml/2006/wordprocessingDrawing" xmlns:wpg="http://schemas.microsoft.com/office/word/2010/wordprocessingGroup" xmlns:wpi="http://schemas.microsoft.com/office/word/2010/wordprocessingInk" xmlns:wps="http://schemas.microsoft.com/office/word/2010/wordprocessingShape" xmlns:o="urn:schemas-microsoft-com:office:office" xmlns:v="urn:schemas-microsoft-com:vml" xmlns:w10="urn:schemas-microsoft-com:office:word" xmlns:w="http://schemas.openxmlformats.org/wordprocessingml/2006/main" xmlns:w14="http://schemas.microsoft.com/office/word/2010/wordml" xmlns:w15="http://schemas.microsoft.com/office/word/2012/wordml" xmlns:w16cex="http://schemas.microsoft.com/office/word/2018/wordml/cex" xmlns:w16cid="http://schemas.microsoft.com/office/word/2016/wordml/cid" xmlns:w16="http://schemas.microsoft.com/office/word/2018/wordml" xmlns:w16sdtdh="http://schemas.microsoft.com/office/word/2020/wordml/sdtdatahash" xmlns:w16sdtfl="http://schemas.microsoft.com/office/word/2024/wordml/sdtformatlock" xmlns:w16se="http://schemas.microsoft.com/office/word/2015/wordml/symex" xmlns:w16du="http://schemas.microsoft.com/office/word/2023/wordml/word16du" xmlns:wne="http://schemas.microsoft.com/office/word/2006/wordml" mc:Ignorable="w14 w15 w16se w16cid w16 w16cex w16sdtdh w16sdtfl w16du wp14">
-  <w15:commentEx w15:paraId="3BEBBA75" w15:done="0"/>
-  <w15:commentEx w15:paraId="52464886" w15:done="0"/>
-</w15:commentsEx>
-</file>
-
-<file path=word/commentsExtensible.xml><?xml version="1.0" encoding="utf-8"?>
-<w16cex:commentsExtensible xmlns:wpc="http://schemas.microsoft.com/office/word/2010/wordprocessingCanvas" xmlns:cx="http://schemas.microsoft.com/office/drawing/2014/chartex" xmlns:cx1="http://schemas.microsoft.com/office/drawing/2015/9/8/chartex" xmlns:cx2="http://schemas.microsoft.com/office/drawing/2015/10/21/chartex" xmlns:cx3="http://schemas.microsoft.com/office/drawing/2016/5/9/chartex" xmlns:cx4="http://schemas.microsoft.com/office/drawing/2016/5/10/chartex" xmlns:cx5="http://schemas.microsoft.com/office/drawing/2016/5/11/chartex" xmlns:cx6="http://schemas.microsoft.com/office/drawing/2016/5/12/chartex" xmlns:cx7="http://schemas.microsoft.com/office/drawing/2016/5/13/chartex" xmlns:cx8="http://schemas.microsoft.com/office/drawing/2016/5/14/chartex" xmlns:cr="http://schemas.microsoft.com/office/comments/2020/reactions" xmlns:mc="http://schemas.openxmlformats.org/markup-compatibility/2006" xmlns:m="http://schemas.openxmlformats.org/officeDocument/2006/math" xmlns:aink="http://schemas.microsoft.com/office/drawing/2016/ink" xmlns:am3d="http://schemas.microsoft.com/office/drawing/2017/model3d" xmlns:oel="http://schemas.microsoft.com/office/2019/extlst" xmlns:r="http://schemas.openxmlformats.org/officeDocument/2006/relationships" xmlns:wp14="http://schemas.microsoft.com/office/word/2010/wordprocessingDrawing" xmlns:wp="http://schemas.openxmlformats.org/drawingml/2006/wordprocessingDrawing" xmlns:wpg="http://schemas.microsoft.com/office/word/2010/wordprocessingGroup" xmlns:wpi="http://schemas.microsoft.com/office/word/2010/wordprocessingInk" xmlns:wps="http://schemas.microsoft.com/office/word/2010/wordprocessingShape" xmlns:o="urn:schemas-microsoft-com:office:office" xmlns:v="urn:schemas-microsoft-com:vml" xmlns:w10="urn:schemas-microsoft-com:office:word" xmlns:w="http://schemas.openxmlformats.org/wordprocessingml/2006/main" xmlns:w14="http://schemas.microsoft.com/office/word/2010/wordml" xmlns:w15="http://schemas.microsoft.com/office/word/2012/wordml" xmlns:w16cex="http://schemas.microsoft.com/office/word/2018/wordml/cex" xmlns:w16cid="http://schemas.microsoft.com/office/word/2016/wordml/cid" xmlns:w16="http://schemas.microsoft.com/office/word/2018/wordml" xmlns:w16sdtdh="http://schemas.microsoft.com/office/word/2020/wordml/sdtdatahash" xmlns:w16sdtfl="http://schemas.microsoft.com/office/word/2024/wordml/sdtformatlock" xmlns:w16se="http://schemas.microsoft.com/office/word/2015/wordml/symex" xmlns:w16du="http://schemas.microsoft.com/office/word/2023/wordml/word16du" xmlns:wne="http://schemas.microsoft.com/office/word/2006/wordml" mc:Ignorable="w14 w15 w16se w16cid w16 w16cex w16sdtdh w16sdtfl cr w16du wp14">
-  <w16cex:commentExtensible w16cex:durableId="230D17DF" w16cex:dateUtc="2026-09-15T08:39:00Z"/>
-  <w16cex:commentExtensible w16cex:durableId="6876C1AC" w16cex:dateUtc="2026-09-15T08:40:00Z"/>
-</w16cex:commentsExtensible>
-</file>
-
-<file path=word/commentsIds.xml><?xml version="1.0" encoding="utf-8"?>
-<w16cid:commentsIds xmlns:wpc="http://schemas.microsoft.com/office/word/2010/wordprocessingCanvas" xmlns:cx="http://schemas.microsoft.com/office/drawing/2014/chartex" xmlns:cx1="http://schemas.microsoft.com/office/drawing/2015/9/8/chartex" xmlns:cx2="http://schemas.microsoft.com/office/drawing/2015/10/21/chartex" xmlns:cx3="http://schemas.microsoft.com/office/drawing/2016/5/9/chartex" xmlns:cx4="http://schemas.microsoft.com/office/drawing/2016/5/10/chartex" xmlns:cx5="http://schemas.microsoft.com/office/drawing/2016/5/11/chartex" xmlns:cx6="http://schemas.microsoft.com/office/drawing/2016/5/12/chartex" xmlns:cx7="http://schemas.microsoft.com/office/drawing/2016/5/13/chartex" xmlns:cx8="http://schemas.microsoft.com/office/drawing/2016/5/14/chartex" xmlns:mc="http://schemas.openxmlformats.org/markup-compatibility/2006" xmlns:m="http://schemas.openxmlformats.org/officeDocument/2006/math" xmlns:aink="http://schemas.microsoft.com/office/drawing/2016/ink" xmlns:am3d="http://schemas.microsoft.com/office/drawing/2017/model3d" xmlns:oel="http://schemas.microsoft.com/office/2019/extlst" xmlns:r="http://schemas.openxmlformats.org/officeDocument/2006/relationships" xmlns:wp14="http://schemas.microsoft.com/office/word/2010/wordprocessingDrawing" xmlns:wp="http://schemas.openxmlformats.org/drawingml/2006/wordprocessingDrawing" xmlns:wpg="http://schemas.microsoft.com/office/word/2010/wordprocessingGroup" xmlns:wpi="http://schemas.microsoft.com/office/word/2010/wordprocessingInk" xmlns:wps="http://schemas.microsoft.com/office/word/2010/wordprocessingShape" xmlns:o="urn:schemas-microsoft-com:office:office" xmlns:v="urn:schemas-microsoft-com:vml" xmlns:w10="urn:schemas-microsoft-com:office:word" xmlns:w="http://schemas.openxmlformats.org/wordprocessingml/2006/main" xmlns:w14="http://schemas.microsoft.com/office/word/2010/wordml" xmlns:w15="http://schemas.microsoft.com/office/word/2012/wordml" xmlns:w16cex="http://schemas.microsoft.com/office/word/2018/wordml/cex" xmlns:w16cid="http://schemas.microsoft.com/office/word/2016/wordml/cid" xmlns:w16="http://schemas.microsoft.com/office/word/2018/wordml" xmlns:w16sdtdh="http://schemas.microsoft.com/office/word/2020/wordml/sdtdatahash" xmlns:w16sdtfl="http://schemas.microsoft.com/office/word/2024/wordml/sdtformatlock" xmlns:w16se="http://schemas.microsoft.com/office/word/2015/wordml/symex" xmlns:w16du="http://schemas.microsoft.com/office/word/2023/wordml/word16du" xmlns:wne="http://schemas.microsoft.com/office/word/2006/wordml" mc:Ignorable="w14 w15 w16se w16cid w16 w16cex w16sdtdh w16sdtfl w16du wp14">
-  <w16cid:commentId w16cid:paraId="3BEBBA75" w16cid:durableId="230D17DF"/>
-  <w16cid:commentId w16cid:paraId="52464886" w16cid:durableId="6876C1AC"/>
-</w16cid:commentsIds>
 </file>
 
 <file path=word/numbering.xml><?xml version="1.0" encoding="utf-8"?>
@@ -2510,14 +2556,6 @@
     <w:abstractNumId w:val="0"/>
   </w:num>
 </w:numbering>
-</file>
-
-<file path=word/people.xml><?xml version="1.0" encoding="utf-8"?>
-<w15:people xmlns:wpc="http://schemas.microsoft.com/office/word/2010/wordprocessingCanvas" xmlns:cx="http://schemas.microsoft.com/office/drawing/2014/chartex" xmlns:cx1="http://schemas.microsoft.com/office/drawing/2015/9/8/chartex" xmlns:cx2="http://schemas.microsoft.com/office/drawing/2015/10/21/chartex" xmlns:cx3="http://schemas.microsoft.com/office/drawing/2016/5/9/chartex" xmlns:cx4="http://schemas.microsoft.com/office/drawing/2016/5/10/chartex" xmlns:cx5="http://schemas.microsoft.com/office/drawing/2016/5/11/chartex" xmlns:cx6="http://schemas.microsoft.com/office/drawing/2016/5/12/chartex" xmlns:cx7="http://schemas.microsoft.com/office/drawing/2016/5/13/chartex" xmlns:cx8="http://schemas.microsoft.com/office/drawing/2016/5/14/chartex" xmlns:mc="http://schemas.openxmlformats.org/markup-compatibility/2006" xmlns:m="http://schemas.openxmlformats.org/officeDocument/2006/math" xmlns:aink="http://schemas.microsoft.com/office/drawing/2016/ink" xmlns:am3d="http://schemas.microsoft.com/office/drawing/2017/model3d" xmlns:oel="http://schemas.microsoft.com/office/2019/extlst" xmlns:r="http://schemas.openxmlformats.org/officeDocument/2006/relationships" xmlns:wp14="http://schemas.microsoft.com/office/word/2010/wordprocessingDrawing" xmlns:wp="http://schemas.openxmlformats.org/drawingml/2006/wordprocessingDrawing" xmlns:wpg="http://schemas.microsoft.com/office/word/2010/wordprocessingGroup" xmlns:wpi="http://schemas.microsoft.com/office/word/2010/wordprocessingInk" xmlns:wps="http://schemas.microsoft.com/office/word/2010/wordprocessingShape" xmlns:o="urn:schemas-microsoft-com:office:office" xmlns:v="urn:schemas-microsoft-com:vml" xmlns:w10="urn:schemas-microsoft-com:office:word" xmlns:w="http://schemas.openxmlformats.org/wordprocessingml/2006/main" xmlns:w14="http://schemas.microsoft.com/office/word/2010/wordml" xmlns:w15="http://schemas.microsoft.com/office/word/2012/wordml" xmlns:w16cex="http://schemas.microsoft.com/office/word/2018/wordml/cex" xmlns:w16cid="http://schemas.microsoft.com/office/word/2016/wordml/cid" xmlns:w16="http://schemas.microsoft.com/office/word/2018/wordml" xmlns:w16sdtdh="http://schemas.microsoft.com/office/word/2020/wordml/sdtdatahash" xmlns:w16sdtfl="http://schemas.microsoft.com/office/word/2024/wordml/sdtformatlock" xmlns:w16se="http://schemas.microsoft.com/office/word/2015/wordml/symex" xmlns:w16du="http://schemas.microsoft.com/office/word/2023/wordml/word16du" xmlns:wne="http://schemas.microsoft.com/office/word/2006/wordml" mc:Ignorable="w14 w15 w16se w16cid w16 w16cex w16sdtdh w16sdtfl w16du wp14">
-  <w15:person w15:author="Héctor Bahamonde">
-    <w15:presenceInfo w15:providerId="AD" w15:userId="S::hibano@utu.fi::ecb50e0b-e343-4ba5-bd40-e9b2004cf172"/>
-  </w15:person>
-</w15:people>
 </file>
 
 <file path=word/styles.xml><?xml version="1.0" encoding="utf-8"?>

--- a/Social_Science_and_Medicine/R_R/Response_letter.docx
+++ b/Social_Science_and_Medicine/R_R/Response_letter.docx
@@ -70,7 +70,7 @@
         </w:rPr>
       </w:r>
       <w:r>
-        <w:pict w14:anchorId="35279BDC">
+        <w:pict w14:anchorId="64BB9AFD">
           <v:rect id="Horizontal Line 1" o:spid="_x0000_s1027" style="width:431.95pt;height:.05pt;visibility:visible;mso-wrap-style:square;mso-left-percent:-10001;mso-top-percent:-10001;mso-position-horizontal:absolute;mso-position-horizontal-relative:char;mso-position-vertical:absolute;mso-position-vertical-relative:line;mso-left-percent:-10001;mso-top-percent:-10001;v-text-anchor:top" o:gfxdata="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" filled="f">
             <o:lock v:ext="edit" rotation="t" aspectratio="t" verticies="t" text="t" shapetype="t"/>
             <w10:anchorlock/>
@@ -230,7 +230,6 @@
         <w:rPr>
           <w:rFonts w:ascii="Calibri" w:eastAsia="Calibri" w:hAnsi="Calibri" w:cs="Calibri"/>
           <w:color w:val="FF0000"/>
-          <w:highlight w:val="yellow"/>
         </w:rPr>
         <w:t xml:space="preserve">Thank you. We agree that the experiment does not manipulate institutional insulation and therefore cannot establish whether insulation moderates, attenuates, or neutralises framing effects. We have revised the Abstract, Introduction, Discussion, and Conclusion to define the study’s estimand more precisely: the effect of the assigned rescue-oriented and resource-preservation justifications on stated funding preferences within Finland’s delegated reimbursement setting. Institutional insulation is now treated as the policy context rather than as </w:t>
       </w:r>
@@ -238,7 +237,6 @@
         <w:rPr>
           <w:rFonts w:ascii="Calibri" w:eastAsia="Calibri" w:hAnsi="Calibri" w:cs="Calibri"/>
           <w:color w:val="FF0000"/>
-          <w:highlight w:val="yellow"/>
         </w:rPr>
         <w:lastRenderedPageBreak/>
         <w:t>an experimental condition, and we no longer interpret the results as evidence about the moderating effect of delegation itself</w:t>
@@ -315,14 +313,12 @@
         <w:rPr>
           <w:rFonts w:ascii="Calibri" w:eastAsia="Calibri" w:hAnsi="Calibri" w:cs="Calibri"/>
           <w:color w:val="FF0000"/>
-          <w:highlight w:val="yellow"/>
-        </w:rPr>
-      </w:pPr>
-      <w:r>
-        <w:rPr>
-          <w:rFonts w:ascii="Calibri" w:eastAsia="Calibri" w:hAnsi="Calibri" w:cs="Calibri"/>
-          <w:color w:val="FF0000"/>
-          <w:highlight w:val="yellow"/>
+        </w:rPr>
+      </w:pPr>
+      <w:r>
+        <w:rPr>
+          <w:rFonts w:ascii="Calibri" w:eastAsia="Calibri" w:hAnsi="Calibri" w:cs="Calibri"/>
+          <w:color w:val="FF0000"/>
         </w:rPr>
         <w:t>Thank you. We agree that the treatments vary not only presentation but also the substantive consideration made salient. We have clarified this in Section 3, Method, in the paragraph immediately preceding Table 1, where we explain that framing may operate “by giving different information or emphasizing certain aspects over others.” Table 1 now allows readers to compare the common clinical vignette with the arm-specific additions: limited remaining treatment options in the rescue condition and opportunity costs in the health-maximisation condition. We also address the resulting limitation in Section 5, Discussion, in the limitations paragraph beginning “Several limitations qualify these conclusions,” where we state: “Third, because both treatments added text while the control did not, we cannot separate framing effects from additional information or processing demands.” Accordingly, we interpret the estimates as the total effects of the assigned informational justifications and do not attribute them exclusively to framing.</w:t>
       </w:r>
@@ -399,14 +395,15 @@
         <w:jc w:val="both"/>
         <w:rPr>
           <w:rFonts w:ascii="Calibri" w:eastAsia="Calibri" w:hAnsi="Calibri" w:cs="Calibri"/>
-        </w:rPr>
-      </w:pPr>
-      <w:r>
-        <w:rPr>
-          <w:rFonts w:ascii="Calibri" w:eastAsia="Calibri" w:hAnsi="Calibri" w:cs="Calibri"/>
-          <w:color w:val="FF0000"/>
-        </w:rPr>
-        <w:t>Thank you for raising this concern. We agree that, because both treatments add framing text to the common vignette while the control adds no supplementary text, the design cannot separately identify the semantic effect of the frames from shared effects of additional information, processing demands, or uncertainty.</w:t>
+          <w:color w:val="FF0000"/>
+        </w:rPr>
+      </w:pPr>
+      <w:r>
+        <w:rPr>
+          <w:rFonts w:ascii="Calibri" w:eastAsia="Calibri" w:hAnsi="Calibri" w:cs="Calibri"/>
+          <w:color w:val="FF0000"/>
+        </w:rPr>
+        <w:t>Thank you for raising this concern. We agree that unequal treatment length prevents us from separating the semantic content of the frames from shared effects of additional information, processing demands, or uncertainty. The revised limitations state: “Because both treatments added text while the control did not, we cannot separate framing effects from additional information or processing demands. Future studies should employ a length-matched neutral control.”</w:t>
       </w:r>
     </w:p>
     <w:p>
@@ -424,7 +421,7 @@
           <w:rFonts w:ascii="Calibri" w:eastAsia="Calibri" w:hAnsi="Calibri" w:cs="Calibri"/>
           <w:color w:val="FF0000"/>
         </w:rPr>
-        <w:t>We now state this limitation explicitly:</w:t>
+        <w:t>We retain the unframed condition because our estimand is the total effect of adding each justification to the common vignette. Following Haaland et al. (2023), we now identify it as a “pure control,” suited to comparing the provision of particular information with no additional information. The Methods clarify that control respondents received the common clinical vignette without supplementary framing or justification.</w:t>
       </w:r>
     </w:p>
     <w:p>
@@ -442,87 +439,7 @@
           <w:rFonts w:ascii="Calibri" w:eastAsia="Calibri" w:hAnsi="Calibri" w:cs="Calibri"/>
           <w:color w:val="FF0000"/>
         </w:rPr>
-        <w:t>"Third, because both treatments added text while the control did not, we cannot separate framing effects from additional information or processing demands. Future studies should employ a length-matched neutral control to distinguish these mechanisms." (p. 15).</w:t>
-      </w:r>
-    </w:p>
-    <w:p>
-      <w:pPr>
-        <w:spacing w:before="120" w:after="120" w:line="360" w:lineRule="auto"/>
-        <w:ind w:left="720"/>
-        <w:jc w:val="both"/>
-        <w:rPr>
-          <w:rFonts w:ascii="Calibri" w:eastAsia="Calibri" w:hAnsi="Calibri" w:cs="Calibri"/>
-          <w:color w:val="FF0000"/>
-        </w:rPr>
-      </w:pPr>
-      <w:r>
-        <w:rPr>
-          <w:rFonts w:ascii="Calibri" w:eastAsia="Calibri" w:hAnsi="Calibri" w:cs="Calibri"/>
-          <w:color w:val="FF0000"/>
-        </w:rPr>
-        <w:t xml:space="preserve">We nevertheless retain the unframed condition because our estimand is the total effect of adding each justification to the common vignette. Consistent with Haaland, Roth, and Wohlfart’s (2023, p. 19) observation: “sometimes the policy-relevant question of interest is concerned with the effect of providing a particular piece of information compared to not providing this information” at all.  We now also justify the type of control used in our design ("pure control") in the Methods section of our paper: </w:t>
-      </w:r>
-    </w:p>
-    <w:p>
-      <w:pPr>
-        <w:spacing w:before="120" w:after="120" w:line="360" w:lineRule="auto"/>
-        <w:ind w:left="720"/>
-        <w:jc w:val="both"/>
-        <w:rPr>
-          <w:rFonts w:ascii="Calibri" w:eastAsia="Calibri" w:hAnsi="Calibri" w:cs="Calibri"/>
-          <w:color w:val="FF0000"/>
-        </w:rPr>
-      </w:pPr>
-      <w:r>
-        <w:rPr>
-          <w:rFonts w:ascii="Calibri" w:eastAsia="Calibri" w:hAnsi="Calibri" w:cs="Calibri"/>
-          <w:color w:val="FF0000"/>
-        </w:rPr>
-        <w:t>“Following Haaland, Roth, and Wohlfart (2023), we use a “pure control,” a design suited to assessing the effect of adding particular information relative to providing no additional information. Accordingly, respondents in the control condition received the common clinical vignette but no supplementary framing or justification." (p. 9)</w:t>
-      </w:r>
-    </w:p>
-    <w:p>
-      <w:pPr>
-        <w:spacing w:before="120" w:after="120" w:line="360" w:lineRule="auto"/>
-        <w:ind w:left="720"/>
-        <w:jc w:val="both"/>
-        <w:rPr>
-          <w:rFonts w:ascii="Calibri" w:eastAsia="Calibri" w:hAnsi="Calibri" w:cs="Calibri"/>
-          <w:color w:val="FF0000"/>
-        </w:rPr>
-      </w:pPr>
-      <w:r>
-        <w:rPr>
-          <w:rFonts w:ascii="Calibri" w:eastAsia="Calibri" w:hAnsi="Calibri" w:cs="Calibri"/>
-          <w:color w:val="FF0000"/>
-        </w:rPr>
-        <w:t>Accordingly, we have added this new reference to the Reference section.</w:t>
-      </w:r>
-    </w:p>
-    <w:p>
-      <w:pPr>
-        <w:spacing w:before="120" w:after="120" w:line="360" w:lineRule="auto"/>
-        <w:ind w:left="720"/>
-        <w:jc w:val="both"/>
-        <w:rPr>
-          <w:rFonts w:ascii="Calibri" w:eastAsia="Calibri" w:hAnsi="Calibri" w:cs="Calibri"/>
-          <w:color w:val="FF0000"/>
-        </w:rPr>
-      </w:pPr>
-      <w:r>
-        <w:rPr>
-          <w:rFonts w:ascii="Calibri" w:eastAsia="Calibri" w:hAnsi="Calibri" w:cs="Calibri"/>
-          <w:color w:val="FF0000"/>
-        </w:rPr>
-        <w:t xml:space="preserve">Finally, and to directly address your issue (i.e., “task difficulty problem [increasing the] Don't know responses”), we now make the full-sample multinomial logit—including “I don’t know”—the paper’s primary model and report arm-specific predicted probabilities with 95% confidence intervals (effectively addressing your concern #9 too). The equivalent equation is specified in p. 10. This analysis treats the increase in “I don’t know” (as per your concern) as a substantive </w:t>
-      </w:r>
-      <w:r>
-        <w:rPr>
-          <w:rFonts w:ascii="Calibri" w:eastAsia="Calibri" w:hAnsi="Calibri" w:cs="Calibri"/>
-          <w:color w:val="FF0000"/>
-        </w:rPr>
-        <w:lastRenderedPageBreak/>
-        <w:t>treatment response to be econometrically modeled, and incorporated into our analyses. Results remain unchanged. The ordinal model (excluding “I don’t know”) is now retained only as a sensitivity analysis. The new Figure 2 is the paper (p. X).</w:t>
+        <w:t>We also now treat “I don’t know” as a substantive outcome rather than unusable data. The full-sample multinomial logit, which retains these responses, is the primary model and reports arm-specific predicted probabilities with 95% confidence intervals. The Discussion considers their increase as potentially reflecting uncertainty or processing demands. The ordinal model excluding “I don’t know” is retained as a sensitivity analysis, with comparable substantive conclusions across specifications.</w:t>
       </w:r>
     </w:p>
     <w:p>
@@ -561,7 +478,15 @@
           <w:rFonts w:ascii="Calibri" w:eastAsia="Calibri" w:hAnsi="Calibri" w:cs="Calibri"/>
           <w:color w:val="FF0000"/>
         </w:rPr>
-        <w:t xml:space="preserve">We totally agree with this comment as well. Building on your suggestion #5 and our corresponding response to that suggestion, we have now (1) made the multinomial model (which does include the Don’t know) the main model of our paper (results remain unchanged). This is in Figure 2 (p. 12). Made explicit that (2)  Table 2 (p. 13) considers both the multinomial model (with Don’t knows) and ordered logit model (without the Don’t know). In addition, (3) we have added Figure OA1 into the Online Appendix (see below; p. 22 in the manuscript). The figure strongly suggests that point estimates are invariant to the addition of the Don’t know respondents. </w:t>
+        <w:t xml:space="preserve">Thank you. We agree that “I don’t know” responses should be retained and interpreted as substantively meaningful. We have therefore made the full-sample multinomial logit—which </w:t>
+      </w:r>
+      <w:r>
+        <w:rPr>
+          <w:rFonts w:ascii="Calibri" w:eastAsia="Calibri" w:hAnsi="Calibri" w:cs="Calibri"/>
+          <w:color w:val="FF0000"/>
+        </w:rPr>
+        <w:lastRenderedPageBreak/>
+        <w:t>includes “I don’t know” as a fourth outcome—the paper’s primary model. The main-results figure and accompanying predicted-probability table report estimates for all four response categories with 95% confidence intervals, while the full regression table reports the corresponding multinomial estimates.</w:t>
       </w:r>
     </w:p>
     <w:p>
@@ -579,7 +504,7 @@
           <w:rFonts w:ascii="Calibri" w:eastAsia="Calibri" w:hAnsi="Calibri" w:cs="Calibri"/>
           <w:color w:val="FF0000"/>
         </w:rPr>
-        <w:t xml:space="preserve">Finally, (4) we have added the next sentences to the Discussion section (limitations, p. 13-14) to directly address your request of substantively address the Don’t know respondents: </w:t>
+        <w:t>We retain the ordered logit, which excludes “I don’t know,” as a sensitivity analysis. Figure OA1 in the Online Appendix directly compares predicted probabilities from the multinomial and ordinal specifications. The estimates for the three substantive funding outcomes are comparable across models, indicating that the main conclusions do not depend on excluding uncertain respondents.</w:t>
       </w:r>
     </w:p>
     <w:p>
@@ -597,25 +522,7 @@
           <w:rFonts w:ascii="Calibri" w:eastAsia="Calibri" w:hAnsi="Calibri" w:cs="Calibri"/>
           <w:color w:val="FF0000"/>
         </w:rPr>
-        <w:t>“Both frames increased “I don’t know” responses, a substantive pattern consistent with lower response confidence rather than unusable data (Graham 2021). This may reflect the additional complexity introduced by the framing information; future research should test this mechanism using length-matched conditions and direct measures of response confidence.”</w:t>
-      </w:r>
-    </w:p>
-    <w:p>
-      <w:pPr>
-        <w:spacing w:before="120" w:after="120" w:line="360" w:lineRule="auto"/>
-        <w:ind w:left="720"/>
-        <w:jc w:val="both"/>
-        <w:rPr>
-          <w:rFonts w:ascii="Calibri" w:eastAsia="Calibri" w:hAnsi="Calibri" w:cs="Calibri"/>
-          <w:color w:val="FF0000"/>
-        </w:rPr>
-      </w:pPr>
-      <w:r>
-        <w:rPr>
-          <w:rFonts w:ascii="Calibri" w:eastAsia="Calibri" w:hAnsi="Calibri" w:cs="Calibri"/>
-          <w:color w:val="FF0000"/>
-        </w:rPr>
-        <w:t>We believe that substantively addressing this Don’t know issue has made the paper stronger. We thank you for your suggestion.</w:t>
+        <w:t>Finally, the Discussion now treats the increase in “I don’t know” as a result rather than as missing data: “Both frames increased ‘I don’t know’ responses, a substantive pattern consistent with lower response confidence rather than unusable data.” We note that this pattern may reflect additional complexity or uncertainty and recommend that future studies distinguish these possibilities using length-matched conditions and direct measures of response confidence.</w:t>
       </w:r>
     </w:p>
     <w:p>
@@ -654,8 +561,21 @@
           <w:rFonts w:ascii="Calibri" w:eastAsia="Calibri" w:hAnsi="Calibri" w:cs="Calibri"/>
           <w:color w:val="FF0000"/>
         </w:rPr>
-        <w:lastRenderedPageBreak/>
-        <w:t>Yes, another valid and important suggestion. The likelihood-ratio test actually rejects the proportional-odds assumption. Consequently, we have added the following sentence footnote 1, as well as recognizing your contribution:</w:t>
+        <w:t xml:space="preserve">Yes, another valid and important suggestion. The likelihood-ratio test actually rejects the proportional-odds assumption. Consequently, we have added the following sentence </w:t>
+      </w:r>
+      <w:r>
+        <w:rPr>
+          <w:rFonts w:ascii="Calibri" w:eastAsia="Calibri" w:hAnsi="Calibri" w:cs="Calibri"/>
+          <w:color w:val="FF0000"/>
+        </w:rPr>
+        <w:t xml:space="preserve">in </w:t>
+      </w:r>
+      <w:r>
+        <w:rPr>
+          <w:rFonts w:ascii="Calibri" w:eastAsia="Calibri" w:hAnsi="Calibri" w:cs="Calibri"/>
+          <w:color w:val="FF0000"/>
+        </w:rPr>
+        <w:t>footnote 1, as well as recognizing your contribution:</w:t>
       </w:r>
     </w:p>
     <w:p>
@@ -673,7 +593,7 @@
           <w:rFonts w:ascii="Calibri" w:eastAsia="Calibri" w:hAnsi="Calibri" w:cs="Calibri"/>
           <w:color w:val="FF0000"/>
         </w:rPr>
-        <w:t>“A likelihood-ratio test rejects the proportional-odds restriction for the framing variable, χ²(2) = 7.36, p = .025; the restriction is also rejected for several covariates. Accordingly, we use the multinomial logit as the main specification and report the ordered logit only as a sensitivity analysis (we thank Reviewer 1 for this suggestion).” (Footnote #1, p. 10).</w:t>
+        <w:t>“A likelihood-ratio test rejects the proportional-odds restriction for the framing variable, χ²(2) = 7.36, p = .025; the restriction is also rejected for several covariates. Accordingly, we use the multinomial logit as the main specification and report the ordered logit only as a sensitivity analysis (we thank Reviewer 1 for this suggestion).”</w:t>
       </w:r>
     </w:p>
     <w:p>
@@ -730,6 +650,7 @@
           <w:rFonts w:ascii="Calibri" w:eastAsia="Calibri" w:hAnsi="Calibri" w:cs="Calibri"/>
           <w:color w:val="212121"/>
         </w:rPr>
+        <w:lastRenderedPageBreak/>
         <w:t>The manuscript should show the raw outcome distributions by experimental arm. Readers need to see the basic differences across groups before interpreting model based estimates.</w:t>
       </w:r>
     </w:p>
@@ -836,11 +757,47 @@
     </w:p>
     <w:p>
       <w:pPr>
-        <w:spacing w:before="120" w:after="120" w:line="360" w:lineRule="auto"/>
-        <w:ind w:left="720"/>
-        <w:jc w:val="both"/>
-        <w:rPr>
-          <w:rFonts w:ascii="Calibri" w:eastAsia="Calibri" w:hAnsi="Calibri" w:cs="Calibri"/>
+        <w:pStyle w:val="ListParagraph"/>
+        <w:spacing w:before="120" w:after="120" w:line="360" w:lineRule="auto"/>
+        <w:jc w:val="both"/>
+        <w:rPr>
+          <w:rFonts w:ascii="Calibri" w:eastAsia="Calibri" w:hAnsi="Calibri" w:cs="Calibri"/>
+          <w:color w:val="FF0000"/>
+        </w:rPr>
+      </w:pPr>
+      <w:r>
+        <w:rPr>
+          <w:rFonts w:ascii="Calibri" w:eastAsia="Calibri" w:hAnsi="Calibri" w:cs="Calibri"/>
+          <w:color w:val="FF0000"/>
+        </w:rPr>
+        <w:t>Thank you. We agree that calibration weights cannot convert a quota-recruited, non-probability panel into a probability sample. We have therefore removed the description of the study as “population-based” and clarified in the Methods that the weights improve alignment with observed population margins but “do not eliminate selection bias or support design-based inference to the Finnish adult population.” The Discussion similarly notes that calibration weights cannot correct unobserved selection into the panel.</w:t>
+      </w:r>
+    </w:p>
+    <w:p>
+      <w:pPr>
+        <w:pStyle w:val="ListParagraph"/>
+        <w:spacing w:before="120" w:after="120" w:line="360" w:lineRule="auto"/>
+        <w:jc w:val="both"/>
+        <w:rPr>
+          <w:rFonts w:ascii="Calibri" w:eastAsia="Calibri" w:hAnsi="Calibri" w:cs="Calibri"/>
+          <w:color w:val="FF0000"/>
+        </w:rPr>
+      </w:pPr>
+      <w:r>
+        <w:rPr>
+          <w:rFonts w:ascii="Calibri" w:eastAsia="Calibri" w:hAnsi="Calibri" w:cs="Calibri"/>
+          <w:color w:val="FF0000"/>
+        </w:rPr>
+        <w:t>We also report complete unweighted multinomial and ordinal-logit specifications in Table OA1. The weighted and unweighted results are substantively comparable: all eight framing coefficients retain the same direction, and every unweighted confidence interval overlaps its weighted counterpart. The loss-frame effect on unconditional funding, both frame effects on “I don’t know,” and the ordinal loss-frame effect remain distinguishable from the null. Without weights, however, the loss-frame contrast for conditional funding, the gains-frame contrast for unconditional funding, and the ordinal gains effect no longer exclude the null at 95%.</w:t>
+      </w:r>
+    </w:p>
+    <w:p>
+      <w:pPr>
+        <w:pStyle w:val="ListParagraph"/>
+        <w:spacing w:before="120" w:after="120" w:line="360" w:lineRule="auto"/>
+        <w:jc w:val="both"/>
+        <w:rPr>
+          <w:rFonts w:ascii="Times New Roman" w:eastAsia="Times New Roman" w:hAnsi="Times New Roman" w:cs="Times New Roman"/>
           <w:color w:val="FF0000"/>
         </w:rPr>
       </w:pPr>
@@ -850,298 +807,7 @@
           <w:color w:val="FF0000"/>
         </w:rPr>
         <w:lastRenderedPageBreak/>
-        <w:t xml:space="preserve">Yes, we totally agree with this comment as well. We now have added “Table OA1. Unweighted Multinomial and Ordinal Logit Models of Support for Funding a High-Cost.” We think this table could go into the Online Appendix, but if the reviewer(s)/Editor considers it relevant to include it in the paper’s main document, we would be happy to do so. Since this table is very long, we encourage the reviewer to refer to the main document (p. 29). </w:t>
-      </w:r>
-    </w:p>
-    <w:p>
-      <w:pPr>
-        <w:spacing w:before="120" w:after="120" w:line="360" w:lineRule="auto"/>
-        <w:ind w:left="720"/>
-        <w:jc w:val="both"/>
-        <w:rPr>
-          <w:rFonts w:ascii="Calibri" w:eastAsia="Calibri" w:hAnsi="Calibri" w:cs="Calibri"/>
-          <w:color w:val="FF0000"/>
-        </w:rPr>
-      </w:pPr>
-      <w:r>
-        <w:rPr>
-          <w:rFonts w:ascii="Calibri" w:eastAsia="Calibri" w:hAnsi="Calibri" w:cs="Calibri"/>
-          <w:color w:val="FF0000"/>
-        </w:rPr>
-        <w:t>The results are substantively comparable, but not identical:</w:t>
-      </w:r>
-    </w:p>
-    <w:p>
-      <w:pPr>
-        <w:pStyle w:val="ListParagraph"/>
-        <w:numPr>
-          <w:ilvl w:val="0"/>
-          <w:numId w:val="6"/>
-        </w:numPr>
-        <w:spacing w:before="120" w:after="120" w:line="360" w:lineRule="auto"/>
-        <w:jc w:val="both"/>
-        <w:rPr>
-          <w:rFonts w:ascii="Calibri" w:eastAsia="Calibri" w:hAnsi="Calibri" w:cs="Calibri"/>
-          <w:color w:val="FF0000"/>
-        </w:rPr>
-      </w:pPr>
-      <w:r>
-        <w:rPr>
-          <w:rFonts w:ascii="Calibri" w:eastAsia="Calibri" w:hAnsi="Calibri" w:cs="Calibri"/>
-          <w:color w:val="FF0000"/>
-        </w:rPr>
-        <w:t>All eight framing coefficients retain the same direction.</w:t>
-      </w:r>
-    </w:p>
-    <w:p>
-      <w:pPr>
-        <w:pStyle w:val="ListParagraph"/>
-        <w:numPr>
-          <w:ilvl w:val="0"/>
-          <w:numId w:val="6"/>
-        </w:numPr>
-        <w:spacing w:before="120" w:after="120" w:line="360" w:lineRule="auto"/>
-        <w:jc w:val="both"/>
-        <w:rPr>
-          <w:rFonts w:ascii="Calibri" w:eastAsia="Calibri" w:hAnsi="Calibri" w:cs="Calibri"/>
-          <w:color w:val="FF0000"/>
-        </w:rPr>
-      </w:pPr>
-      <w:r>
-        <w:rPr>
-          <w:rFonts w:ascii="Calibri" w:eastAsia="Calibri" w:hAnsi="Calibri" w:cs="Calibri"/>
-          <w:color w:val="FF0000"/>
-        </w:rPr>
-        <w:t>Every unweighted confidence interval overlaps its weighted counterpart.</w:t>
-      </w:r>
-    </w:p>
-    <w:p>
-      <w:pPr>
-        <w:pStyle w:val="ListParagraph"/>
-        <w:numPr>
-          <w:ilvl w:val="0"/>
-          <w:numId w:val="6"/>
-        </w:numPr>
-        <w:spacing w:before="120" w:after="120" w:line="360" w:lineRule="auto"/>
-        <w:jc w:val="both"/>
-        <w:rPr>
-          <w:rFonts w:ascii="Calibri" w:eastAsia="Calibri" w:hAnsi="Calibri" w:cs="Calibri"/>
-          <w:color w:val="FF0000"/>
-        </w:rPr>
-      </w:pPr>
-      <w:r>
-        <w:rPr>
-          <w:rFonts w:ascii="Calibri" w:eastAsia="Calibri" w:hAnsi="Calibri" w:cs="Calibri"/>
-          <w:color w:val="FF0000"/>
-        </w:rPr>
-        <w:t>The strongest results remain: the loss frame increases unconditional funding; both frames increase “I don’t know”; and the ordinal loss-frame effect remains positive.</w:t>
-      </w:r>
-    </w:p>
-    <w:p>
-      <w:pPr>
-        <w:pStyle w:val="ListParagraph"/>
-        <w:numPr>
-          <w:ilvl w:val="0"/>
-          <w:numId w:val="6"/>
-        </w:numPr>
-        <w:spacing w:before="120" w:after="120" w:line="360" w:lineRule="auto"/>
-        <w:jc w:val="both"/>
-        <w:rPr>
-          <w:rFonts w:ascii="Calibri" w:eastAsia="Calibri" w:hAnsi="Calibri" w:cs="Calibri"/>
-          <w:color w:val="FF0000"/>
-        </w:rPr>
-      </w:pPr>
-      <w:r>
-        <w:rPr>
-          <w:rFonts w:ascii="Calibri" w:eastAsia="Calibri" w:hAnsi="Calibri" w:cs="Calibri"/>
-          <w:color w:val="FF0000"/>
-        </w:rPr>
-        <w:t xml:space="preserve">Some contrasts become less precise without weights (loss versus control for conditional funding, gains versus control for unconditional funding, and the ordinal gains effect no longer excludes the null at 95%). </w:t>
-      </w:r>
-    </w:p>
-    <w:p>
-      <w:pPr>
-        <w:pStyle w:val="ListParagraph"/>
-        <w:spacing w:before="120" w:after="120" w:line="360" w:lineRule="auto"/>
-        <w:ind w:left="1080"/>
-        <w:jc w:val="both"/>
-        <w:rPr>
-          <w:rFonts w:ascii="Calibri" w:eastAsia="Calibri" w:hAnsi="Calibri" w:cs="Calibri"/>
-          <w:color w:val="FF0000"/>
-        </w:rPr>
-      </w:pPr>
-      <w:r>
-        <w:rPr>
-          <w:rFonts w:ascii="Calibri" w:eastAsia="Calibri" w:hAnsi="Calibri" w:cs="Calibri"/>
-          <w:color w:val="FF0000"/>
-        </w:rPr>
-        <w:t>We also have taken measures to “soften claims about representativeness”, as per R1’s suggestion. In those regards, we have:</w:t>
-      </w:r>
-    </w:p>
-    <w:p>
-      <w:pPr>
-        <w:pStyle w:val="ListParagraph"/>
-        <w:numPr>
-          <w:ilvl w:val="0"/>
-          <w:numId w:val="6"/>
-        </w:numPr>
-        <w:spacing w:before="120" w:after="120" w:line="360" w:lineRule="auto"/>
-        <w:jc w:val="both"/>
-        <w:rPr>
-          <w:rFonts w:ascii="Calibri" w:eastAsia="Calibri" w:hAnsi="Calibri" w:cs="Calibri"/>
-          <w:color w:val="FF0000"/>
-        </w:rPr>
-      </w:pPr>
-      <w:r>
-        <w:rPr>
-          <w:rFonts w:ascii="Calibri" w:eastAsia="Calibri" w:hAnsi="Calibri" w:cs="Calibri"/>
-          <w:color w:val="FF0000"/>
-        </w:rPr>
-        <w:t>Edited the methods section. Now it reads: “</w:t>
-      </w:r>
-      <w:r>
-        <w:rPr>
-          <w:rFonts w:ascii="Times New Roman" w:eastAsia="Times New Roman" w:hAnsi="Times New Roman" w:cs="Times New Roman"/>
-          <w:color w:val="FF0000"/>
-        </w:rPr>
-        <w:t>Because respondents were recruited from a non-probability online panel, these quotas can improve alignment on observed characteristics but do not eliminate selection bias or support design-based inference to the Finnish adult population”</w:t>
-      </w:r>
-    </w:p>
-    <w:p>
-      <w:pPr>
-        <w:pStyle w:val="ListParagraph"/>
-        <w:numPr>
-          <w:ilvl w:val="0"/>
-          <w:numId w:val="6"/>
-        </w:numPr>
-        <w:spacing w:before="120" w:after="120" w:line="360" w:lineRule="auto"/>
-        <w:jc w:val="both"/>
-        <w:rPr>
-          <w:rFonts w:ascii="Times New Roman" w:eastAsia="Times New Roman" w:hAnsi="Times New Roman" w:cs="Times New Roman"/>
-          <w:color w:val="FF0000"/>
-        </w:rPr>
-      </w:pPr>
-      <w:r>
-        <w:rPr>
-          <w:rFonts w:ascii="Times New Roman" w:eastAsia="Times New Roman" w:hAnsi="Times New Roman" w:cs="Times New Roman"/>
-          <w:color w:val="FF0000"/>
-        </w:rPr>
-        <w:t>Edited the Abstract, and replaced “a population-based survey experiment” for “a survey experiment.”</w:t>
-      </w:r>
-    </w:p>
-    <w:p>
-      <w:pPr>
-        <w:pStyle w:val="ListParagraph"/>
-        <w:numPr>
-          <w:ilvl w:val="0"/>
-          <w:numId w:val="6"/>
-        </w:numPr>
-        <w:spacing w:before="120" w:after="120" w:line="360" w:lineRule="auto"/>
-        <w:jc w:val="both"/>
-        <w:rPr>
-          <w:rFonts w:ascii="Times New Roman" w:eastAsia="Times New Roman" w:hAnsi="Times New Roman" w:cs="Times New Roman"/>
-          <w:color w:val="FF0000"/>
-        </w:rPr>
-      </w:pPr>
-      <w:r>
-        <w:rPr>
-          <w:rFonts w:ascii="Times New Roman" w:eastAsia="Times New Roman" w:hAnsi="Times New Roman" w:cs="Times New Roman"/>
-          <w:color w:val="FF0000"/>
-        </w:rPr>
-        <w:t>To add more substantive discussion to the issue of weights, we have added FN #1 (p. 9) that compares the weighted and unweighted results: “Unweighted models reported in Table 1OA preserve the direction of all eight framing coefficients, and their 95% confidence intervals overlap the corresponding weighted estimates in Table 3. The loss-frame effect on unconditional funding, both frame effects on “I don’t know,” and the ordered-logit loss effect remain statistically distinguishable from the null. The loss-frame contrast for conditional funding, the gains-frame contrast for unconditional funding, and the ordered-logit gains effect no longer exclude the null without weights; thus, weighting affects precision for some contrasts but not the overall directional pattern.”</w:t>
-      </w:r>
-    </w:p>
-    <w:p>
-      <w:pPr>
-        <w:pStyle w:val="ListParagraph"/>
-        <w:numPr>
-          <w:ilvl w:val="0"/>
-          <w:numId w:val="6"/>
-        </w:numPr>
-        <w:spacing w:before="120" w:after="120" w:line="360" w:lineRule="auto"/>
-        <w:jc w:val="both"/>
-        <w:rPr>
-          <w:rFonts w:ascii="Times New Roman" w:eastAsia="Times New Roman" w:hAnsi="Times New Roman" w:cs="Times New Roman"/>
-          <w:color w:val="FF0000"/>
-        </w:rPr>
-      </w:pPr>
-      <w:r>
-        <w:rPr>
-          <w:rFonts w:ascii="Times New Roman" w:eastAsia="Times New Roman" w:hAnsi="Times New Roman" w:cs="Times New Roman"/>
-          <w:color w:val="FF0000"/>
-        </w:rPr>
-        <w:t xml:space="preserve">Softening the tone. We have replaced "All models are estimated with survey weights to preserve population representativeness" with "The main models apply the supplied calibration </w:t>
-      </w:r>
-      <w:r>
-        <w:rPr>
-          <w:rFonts w:ascii="Times New Roman" w:eastAsia="Times New Roman" w:hAnsi="Times New Roman" w:cs="Times New Roman"/>
-          <w:color w:val="FF0000"/>
-        </w:rPr>
-        <w:lastRenderedPageBreak/>
-        <w:t>weight to improve alignment with available population margins. Because recruitment was non-probabilistic, these weights do not permit design-based population inference (corresponding unweighted estimates are reported in Table 1OA)" in the Methods section (p. 11).</w:t>
-      </w:r>
-    </w:p>
-    <w:p>
-      <w:pPr>
-        <w:pStyle w:val="ListParagraph"/>
-        <w:numPr>
-          <w:ilvl w:val="0"/>
-          <w:numId w:val="6"/>
-        </w:numPr>
-        <w:spacing w:before="120" w:after="120" w:line="360" w:lineRule="auto"/>
-        <w:jc w:val="both"/>
-        <w:rPr>
-          <w:rFonts w:ascii="Times New Roman" w:eastAsia="Times New Roman" w:hAnsi="Times New Roman" w:cs="Times New Roman"/>
-          <w:color w:val="FF0000"/>
-        </w:rPr>
-      </w:pPr>
-      <w:r>
-        <w:rPr>
-          <w:rFonts w:ascii="Times New Roman" w:eastAsia="Times New Roman" w:hAnsi="Times New Roman" w:cs="Times New Roman"/>
-          <w:color w:val="FF0000"/>
-        </w:rPr>
-        <w:t>In the Discussion section, we have changed "Using a population-based survey experiment" for "Using a survey experiment" (p. 17).</w:t>
-      </w:r>
-    </w:p>
-    <w:p>
-      <w:pPr>
-        <w:pStyle w:val="ListParagraph"/>
-        <w:numPr>
-          <w:ilvl w:val="0"/>
-          <w:numId w:val="6"/>
-        </w:numPr>
-        <w:spacing w:before="120" w:after="120" w:line="360" w:lineRule="auto"/>
-        <w:jc w:val="both"/>
-        <w:rPr>
-          <w:rFonts w:ascii="Times New Roman" w:eastAsia="Times New Roman" w:hAnsi="Times New Roman" w:cs="Times New Roman"/>
-          <w:color w:val="FF0000"/>
-        </w:rPr>
-      </w:pPr>
-      <w:r>
-        <w:rPr>
-          <w:rFonts w:ascii="Times New Roman" w:eastAsia="Times New Roman" w:hAnsi="Times New Roman" w:cs="Times New Roman"/>
-          <w:color w:val="FF0000"/>
-        </w:rPr>
-        <w:t xml:space="preserve">We have added a fifth limitation: “Fifth, recruitment from a non-probability online panel further limits population generalizability: calibration weights improve balance on observed margins but cannot correct unobserved selection into the panel.” In the Discussion section, where we discuss our work’s limitations (p. 20). </w:t>
-      </w:r>
-    </w:p>
-    <w:p>
-      <w:pPr>
-        <w:pStyle w:val="ListParagraph"/>
-        <w:spacing w:before="120" w:after="120" w:line="360" w:lineRule="auto"/>
-        <w:ind w:left="1080"/>
-        <w:jc w:val="both"/>
-        <w:rPr>
-          <w:rFonts w:ascii="Times New Roman" w:eastAsia="Times New Roman" w:hAnsi="Times New Roman" w:cs="Times New Roman"/>
-          <w:color w:val="FF0000"/>
-        </w:rPr>
-      </w:pPr>
-      <w:r>
-        <w:rPr>
-          <w:rFonts w:ascii="Calibri" w:eastAsia="Calibri" w:hAnsi="Calibri" w:cs="Calibri"/>
-          <w:color w:val="FF0000"/>
-        </w:rPr>
-        <w:t>With these, we truly hope to have answered R1. Many thanks for these suggestions.</w:t>
+        <w:t>We therefore conclude that weighting affects the precision of some contrasts but not the overall directional pattern. Given its length, the complete unweighted table is reported in the Online Appendix.</w:t>
       </w:r>
     </w:p>
     <w:p>
@@ -1179,7 +845,6 @@
         <w:rPr>
           <w:rFonts w:ascii="Calibri" w:eastAsia="Calibri" w:hAnsi="Calibri" w:cs="Calibri"/>
           <w:color w:val="FF0000"/>
-          <w:highlight w:val="yellow"/>
         </w:rPr>
         <w:t>Thank you. We agree that the contribution should be presented as a focused framing study rather than as a test of institutional insulation. We have revised the Introduction to acknowledge the prior literature on framing, opportunity-cost salience, and public preferences in priority setting. We now define our narrower contribution as estimating how rescue-oriented and resource-preservation justifications redistribute stated support across several funding options—including uncertainty—within the Finnish reimbursement context; institutional delegation is treated as the setting rather than the manipulated explanatory variable</w:t>
       </w:r>
@@ -1187,7 +852,6 @@
         <w:rPr>
           <w:rFonts w:ascii="Calibri" w:eastAsia="Calibri" w:hAnsi="Calibri" w:cs="Calibri"/>
           <w:color w:val="FF0000"/>
-          <w:highlight w:val="yellow"/>
         </w:rPr>
         <w:t>.</w:t>
       </w:r>
@@ -1227,24 +891,13 @@
         <w:rPr>
           <w:rFonts w:ascii="Calibri" w:eastAsia="Calibri" w:hAnsi="Calibri" w:cs="Calibri"/>
           <w:color w:val="FF0000"/>
-          <w:highlight w:val="yellow"/>
-        </w:rPr>
-        <w:t xml:space="preserve">Thank you. We agree that the conditional-funding category may pool several substantively different considerations. We now state explicitly that respondents may have selected it because they favored price negotiation, were uncertain, wished to avoid denying treatment, or regarded </w:t>
-      </w:r>
-      <w:r>
-        <w:rPr>
-          <w:rFonts w:ascii="Calibri" w:eastAsia="Calibri" w:hAnsi="Calibri" w:cs="Calibri"/>
-          <w:color w:val="FF0000"/>
-          <w:highlight w:val="yellow"/>
-        </w:rPr>
-        <w:lastRenderedPageBreak/>
-        <w:t>unconditional payment as too permissive. Rather than treating its modal status as evidence of a shared normative rationale, we now present normative attraction, status quo bias, and institutional framing as possible interpretations that the present measure cannot distinguish. We also identify follow-up measures capable of distinguishing these motivations as a priority for future research</w:t>
-      </w:r>
-      <w:r>
-        <w:rPr>
-          <w:rFonts w:ascii="Calibri" w:eastAsia="Calibri" w:hAnsi="Calibri" w:cs="Calibri"/>
-          <w:color w:val="FF0000"/>
-          <w:highlight w:val="yellow"/>
+        </w:rPr>
+        <w:t>Thank you. We agree that the conditional-funding category may pool several substantively different considerations. We now state explicitly that respondents may have selected it because they favored price negotiation, were uncertain, wished to avoid denying treatment, or regarded unconditional payment as too permissive. Rather than treating its modal status as evidence of a shared normative rationale, we now present normative attraction, status quo bias, and institutional framing as possible interpretations that the present measure cannot distinguish. We also identify follow-up measures capable of distinguishing these motivations as a priority for future research</w:t>
+      </w:r>
+      <w:r>
+        <w:rPr>
+          <w:rFonts w:ascii="Calibri" w:eastAsia="Calibri" w:hAnsi="Calibri" w:cs="Calibri"/>
+          <w:color w:val="FF0000"/>
         </w:rPr>
         <w:t>.</w:t>
       </w:r>
@@ -1267,7 +920,15 @@
           <w:rFonts w:ascii="Calibri" w:eastAsia="Calibri" w:hAnsi="Calibri" w:cs="Calibri"/>
           <w:color w:val="212121"/>
         </w:rPr>
-        <w:t>Several parts of the Discussion go beyond the evidence. The manuscript discusses political trust, ideology, system satisfaction, industry lobbying, patient organisations, and patient influencers. These topics are relevant to the broader policy area, but most are not measured in this study. The Discussion should be shortened and tied more closely to the results.</w:t>
+        <w:t xml:space="preserve">Several parts of the Discussion go beyond the evidence. The manuscript discusses political trust, ideology, system satisfaction, industry lobbying, patient organisations, and patient influencers. </w:t>
+      </w:r>
+      <w:r>
+        <w:rPr>
+          <w:rFonts w:ascii="Calibri" w:eastAsia="Calibri" w:hAnsi="Calibri" w:cs="Calibri"/>
+          <w:color w:val="212121"/>
+        </w:rPr>
+        <w:lastRenderedPageBreak/>
+        <w:t>These topics are relevant to the broader policy area, but most are not measured in this study. The Discussion should be shortened and tied more closely to the results.</w:t>
       </w:r>
     </w:p>
     <w:p>
@@ -1284,7 +945,6 @@
         <w:rPr>
           <w:rFonts w:ascii="Calibri" w:eastAsia="Calibri" w:hAnsi="Calibri" w:cs="Calibri"/>
           <w:color w:val="FF0000"/>
-          <w:highlight w:val="yellow"/>
         </w:rPr>
         <w:t>Thank you. We agree and have shortened and refocused the Discussion. We removed or qualified claims concerning political trust, system satisfaction, organized advocacy, and other consequences not measured in the survey. The broader literature on expertise and delegation is retained only to situate the implications of the observed framing effects, and we now state explicitly that the experiment does not measure effects on legitimacy, accountability, or the influence of organized actors. The revised Discussion therefore distinguishes more clearly between the study’s findings and their possible broader implications.</w:t>
       </w:r>
@@ -1346,309 +1006,51 @@
           <w:rFonts w:ascii="Calibri" w:eastAsia="Calibri" w:hAnsi="Calibri" w:cs="Calibri"/>
           <w:color w:val="212121"/>
         </w:rPr>
-        <w:t xml:space="preserve">The manuscript does not include manipulation checks or mechanism measures. The authors interpret the treatment effects as evidence of loss avoidance, gain preservation, and the rule of rescue, but the survey does not measure whether respondents actually perceived the treatments in these terms. It does not measure perceived patient loss, perceived opportunity cost, perceived absence of alternatives, or perceived moral obligation. The evidence therefore supports a treatment effect on stated funding preferences, but it does not identify the psychological </w:t>
-      </w:r>
-      <w:r>
+        <w:t>The manuscript does not include manipulation checks or mechanism measures. The authors interpret the treatment effects as evidence of loss avoidance, gain preservation, and the rule of rescue, but the survey does not measure whether respondents actually perceived the treatments in these terms. It does not measure perceived patient loss, perceived opportunity cost, perceived absence of alternatives, or perceived moral obligation. The evidence therefore supports a treatment effect on stated funding preferences, but it does not identify the psychological mechanism behind that effect. The mechanism claims should be softened unless additional evidence is provided.</w:t>
+      </w:r>
+    </w:p>
+    <w:p>
+      <w:pPr>
+        <w:spacing w:before="120" w:after="120" w:line="360" w:lineRule="auto"/>
+        <w:ind w:left="720"/>
+        <w:jc w:val="both"/>
+        <w:rPr>
+          <w:rFonts w:ascii="Calibri" w:eastAsia="Calibri" w:hAnsi="Calibri" w:cs="Calibri"/>
+          <w:color w:val="FF0000"/>
+        </w:rPr>
+      </w:pPr>
+      <w:r>
+        <w:rPr>
+          <w:rFonts w:ascii="Calibri" w:eastAsia="Calibri" w:hAnsi="Calibri" w:cs="Calibri"/>
+          <w:color w:val="FF0000"/>
+        </w:rPr>
+        <w:t xml:space="preserve">Thank you. We agree that the experiment identifies the effects of the assigned frames on stated funding preferences but not the intervening psychological mechanisms. We retain prospect theory and the rule of rescue as the ex ante theoretical framework while consistently softening the empirical interpretation. The Abstract now refers to the rescue-oriented and resource-preservation frames rather than treating loss avoidance and gain preservation as observed processes. The Theory states that the treatments “may” elicit the proposed mechanisms, while </w:t>
+      </w:r>
+      <w:r>
+        <w:rPr>
+          <w:rFonts w:ascii="Calibri" w:eastAsia="Calibri" w:hAnsi="Calibri" w:cs="Calibri"/>
+          <w:color w:val="FF0000"/>
+        </w:rPr>
+        <w:lastRenderedPageBreak/>
+        <w:t>the Methods no longer characterize the outcome categories as direct measures of risk-seeking or risk aversion.</w:t>
+      </w:r>
+    </w:p>
+    <w:p>
+      <w:pPr>
+        <w:spacing w:before="120" w:after="120" w:line="360" w:lineRule="auto"/>
+        <w:ind w:left="720"/>
+        <w:jc w:val="both"/>
         <w:rPr>
           <w:rFonts w:ascii="Calibri" w:eastAsia="Calibri" w:hAnsi="Calibri" w:cs="Calibri"/>
           <w:color w:val="212121"/>
         </w:rPr>
-        <w:lastRenderedPageBreak/>
-        <w:t>mechanism behind that effect. The mechanism claims should be softened unless additional evidence is provided.</w:t>
-      </w:r>
-    </w:p>
-    <w:p>
-      <w:pPr>
-        <w:spacing w:before="120" w:after="120" w:line="360" w:lineRule="auto"/>
-        <w:ind w:left="720"/>
-        <w:jc w:val="both"/>
-        <w:rPr>
-          <w:rFonts w:ascii="Calibri" w:eastAsia="Calibri" w:hAnsi="Calibri" w:cs="Calibri"/>
-          <w:color w:val="212121"/>
-        </w:rPr>
-      </w:pPr>
-      <w:r>
-        <w:rPr>
-          <w:rFonts w:ascii="Calibri" w:eastAsia="Calibri" w:hAnsi="Calibri" w:cs="Calibri"/>
-          <w:color w:val="FF0000"/>
-        </w:rPr>
-        <w:t xml:space="preserve">Thank you. We agree that the experiment identifies the causal effects of the assigned frames on stated funding preferences but does not identify the intervening psychological mechanism. As requested, we have softened our claims, while retaining prospect theory and the rule of rescue as the ex ante theoretical account. </w:t>
-      </w:r>
-      <w:r>
-        <w:rPr>
-          <w:rFonts w:ascii="Calibri" w:eastAsia="Calibri" w:hAnsi="Calibri" w:cs="Calibri"/>
-          <w:color w:val="FF0000"/>
-        </w:rPr>
-        <w:t>Specifically, we made the following revisions:</w:t>
-      </w:r>
-    </w:p>
-    <w:p>
-      <w:pPr>
-        <w:spacing w:before="120" w:after="120" w:line="360" w:lineRule="auto"/>
-        <w:ind w:left="720"/>
-        <w:jc w:val="both"/>
-        <w:rPr>
-          <w:rFonts w:ascii="Calibri" w:eastAsia="Calibri" w:hAnsi="Calibri" w:cs="Calibri"/>
-          <w:color w:val="212121"/>
-        </w:rPr>
-      </w:pPr>
-      <w:r>
-        <w:rPr>
-          <w:rFonts w:ascii="Calibri" w:eastAsia="Calibri" w:hAnsi="Calibri" w:cs="Calibri"/>
-          <w:b/>
-          <w:bCs/>
-          <w:color w:val="FF0000"/>
-        </w:rPr>
-        <w:t>Abstract</w:t>
-      </w:r>
-      <w:r>
-        <w:rPr>
-          <w:rFonts w:ascii="Calibri" w:eastAsia="Calibri" w:hAnsi="Calibri" w:cs="Calibri"/>
-          <w:color w:val="FF0000"/>
-        </w:rPr>
-        <w:t>. We changed “Support for funding rises under loss-avoidance framing and falls under gain-preservation framing” to “Despite identical policy content, support for funding rises under the rescue-oriented frame and falls under the resource-preservation frame.” This avoids describing the intended psychological mechanisms as directly observed outcomes.</w:t>
-      </w:r>
-    </w:p>
-    <w:p>
-      <w:pPr>
-        <w:spacing w:before="120" w:after="120" w:line="360" w:lineRule="auto"/>
-        <w:ind w:left="720"/>
-        <w:jc w:val="both"/>
-        <w:rPr>
-          <w:rFonts w:ascii="Calibri" w:eastAsia="Calibri" w:hAnsi="Calibri" w:cs="Calibri"/>
-          <w:color w:val="212121"/>
-        </w:rPr>
-      </w:pPr>
-      <w:r>
-        <w:rPr>
-          <w:rFonts w:ascii="Calibri" w:eastAsia="Calibri" w:hAnsi="Calibri" w:cs="Calibri"/>
-          <w:b/>
-          <w:bCs/>
-          <w:color w:val="FF0000"/>
-        </w:rPr>
-        <w:t>Introduction</w:t>
-      </w:r>
-      <w:r>
-        <w:rPr>
-          <w:rFonts w:ascii="Calibri" w:eastAsia="Calibri" w:hAnsi="Calibri" w:cs="Calibri"/>
-          <w:color w:val="FF0000"/>
-        </w:rPr>
-        <w:t>. We changed “institutional insulation does not neutralise framing effects in mass preferences because it does not alter the cognitive mechanisms through which citizens evaluate distributive trade-offs” to “institutional insulation need not neutralise framing effects in mass preferences because citizens may still interpret distributive trade-offs through competing reference points.” We also changed the claim that the frame “sets the reference point” to the more appropriately qualified claim that it “may make different reference points salient.”</w:t>
-      </w:r>
-    </w:p>
-    <w:p>
-      <w:pPr>
-        <w:spacing w:before="120" w:after="120" w:line="360" w:lineRule="auto"/>
-        <w:ind w:left="720"/>
-        <w:jc w:val="both"/>
-        <w:rPr>
-          <w:rFonts w:ascii="Calibri" w:eastAsia="Calibri" w:hAnsi="Calibri" w:cs="Calibri"/>
-          <w:color w:val="212121"/>
-        </w:rPr>
-      </w:pPr>
-      <w:r>
-        <w:rPr>
-          <w:rFonts w:ascii="Calibri" w:eastAsia="Calibri" w:hAnsi="Calibri" w:cs="Calibri"/>
-          <w:b/>
-          <w:bCs/>
-          <w:color w:val="FF0000"/>
-        </w:rPr>
-        <w:t>Theory</w:t>
-      </w:r>
-      <w:r>
-        <w:rPr>
-          <w:rFonts w:ascii="Calibri" w:eastAsia="Calibri" w:hAnsi="Calibri" w:cs="Calibri"/>
-          <w:color w:val="FF0000"/>
-        </w:rPr>
-        <w:t>. We changed the claim that rescue-oriented frames place citizens in the loss domain, “thereby activating” loss aversion, to state that these frames are “designed to make a loss-domain interpretation more salient and may therefore elicit” the dynamics predicted by prospect theory. We also added: “These propositions specify the mechanisms motivating our directional hypotheses; the experiment tests their observable implications for funding choices rather than directly measuring respondents’ perceptions or the intervening psychological process.”</w:t>
-      </w:r>
-    </w:p>
-    <w:p>
-      <w:pPr>
-        <w:spacing w:before="120" w:after="120" w:line="360" w:lineRule="auto"/>
-        <w:ind w:left="720"/>
-        <w:jc w:val="both"/>
-        <w:rPr>
-          <w:rFonts w:ascii="Calibri" w:eastAsia="Calibri" w:hAnsi="Calibri" w:cs="Calibri"/>
-          <w:color w:val="212121"/>
-        </w:rPr>
-      </w:pPr>
-      <w:r>
-        <w:rPr>
-          <w:rFonts w:ascii="Calibri" w:eastAsia="Calibri" w:hAnsi="Calibri" w:cs="Calibri"/>
-          <w:b/>
-          <w:bCs/>
-          <w:color w:val="FF0000"/>
-        </w:rPr>
-        <w:t>Outcome interpretation</w:t>
-      </w:r>
-      <w:r>
-        <w:rPr>
-          <w:rFonts w:ascii="Calibri" w:eastAsia="Calibri" w:hAnsi="Calibri" w:cs="Calibri"/>
-          <w:color w:val="FF0000"/>
-        </w:rPr>
-        <w:t>. We removed the characterization of unconditional funding, conditional funding, and rejection as direct indicators of risk-seeking and risk-averse preferences. The revised text orders these responses according to their restrictiveness and explicitly states that the outcome “does not itself measure respondents’ perceptions of gains, losses, opportunity costs, or moral obligation.”</w:t>
-      </w:r>
-    </w:p>
-    <w:p>
-      <w:pPr>
-        <w:spacing w:before="120" w:after="120" w:line="360" w:lineRule="auto"/>
-        <w:ind w:left="720"/>
-        <w:jc w:val="both"/>
-        <w:rPr>
-          <w:rFonts w:ascii="Calibri" w:eastAsia="Calibri" w:hAnsi="Calibri" w:cs="Calibri"/>
-          <w:color w:val="212121"/>
-        </w:rPr>
-      </w:pPr>
-      <w:r>
-        <w:rPr>
-          <w:rFonts w:ascii="Calibri" w:eastAsia="Calibri" w:hAnsi="Calibri" w:cs="Calibri"/>
-          <w:b/>
-          <w:bCs/>
-          <w:color w:val="FF0000"/>
-        </w:rPr>
-        <w:t>Results</w:t>
-      </w:r>
-      <w:r>
-        <w:rPr>
-          <w:rFonts w:ascii="Calibri" w:eastAsia="Calibri" w:hAnsi="Calibri" w:cs="Calibri"/>
-          <w:color w:val="FF0000"/>
-        </w:rPr>
-        <w:t xml:space="preserve">. We replaced claims that the treatments produced risk-seeking or risk-averse responses with descriptions of the observed movements between less and more restrictive funding positions. We now state that the direction of these shifts is “consistent with expectations derived </w:t>
-      </w:r>
-      <w:r>
-        <w:rPr>
-          <w:rFonts w:ascii="Calibri" w:eastAsia="Calibri" w:hAnsi="Calibri" w:cs="Calibri"/>
-          <w:color w:val="FF0000"/>
-        </w:rPr>
-        <w:lastRenderedPageBreak/>
-        <w:t>from prospect theory and the rule of rescue,” rather than treating the results as direct evidence that these psychological processes occurred.</w:t>
-      </w:r>
-    </w:p>
-    <w:p>
-      <w:pPr>
-        <w:spacing w:before="120" w:after="120" w:line="360" w:lineRule="auto"/>
-        <w:ind w:left="720"/>
-        <w:jc w:val="both"/>
-        <w:rPr>
-          <w:rFonts w:ascii="Calibri" w:eastAsia="Calibri" w:hAnsi="Calibri" w:cs="Calibri"/>
-          <w:color w:val="212121"/>
-        </w:rPr>
-      </w:pPr>
-      <w:r>
-        <w:rPr>
-          <w:rFonts w:ascii="Calibri" w:eastAsia="Calibri" w:hAnsi="Calibri" w:cs="Calibri"/>
-          <w:b/>
-          <w:bCs/>
-          <w:color w:val="FF0000"/>
-        </w:rPr>
-        <w:t>Mechanism interpretation</w:t>
-      </w:r>
-      <w:r>
-        <w:rPr>
-          <w:rFonts w:ascii="Calibri" w:eastAsia="Calibri" w:hAnsi="Calibri" w:cs="Calibri"/>
-          <w:color w:val="FF0000"/>
-        </w:rPr>
-        <w:t>. We added the following qualification to the Results: “Because the survey did not include manipulation checks or measures of perceived patient loss, opportunity cost, absence of alternatives, or moral obligation, however, the results do not establish which psychological process generated these effects.”</w:t>
-      </w:r>
-    </w:p>
-    <w:p>
-      <w:pPr>
-        <w:spacing w:before="120" w:after="120" w:line="360" w:lineRule="auto"/>
-        <w:ind w:left="720"/>
-        <w:jc w:val="both"/>
-        <w:rPr>
-          <w:rFonts w:ascii="Calibri" w:eastAsia="Calibri" w:hAnsi="Calibri" w:cs="Calibri"/>
-          <w:color w:val="212121"/>
-        </w:rPr>
-      </w:pPr>
-      <w:r>
-        <w:rPr>
-          <w:rFonts w:ascii="Calibri" w:eastAsia="Calibri" w:hAnsi="Calibri" w:cs="Calibri"/>
-          <w:b/>
-          <w:bCs/>
-          <w:color w:val="FF0000"/>
-        </w:rPr>
-        <w:t>Discussion</w:t>
-      </w:r>
-      <w:r>
-        <w:rPr>
-          <w:rFonts w:ascii="Calibri" w:eastAsia="Calibri" w:hAnsi="Calibri" w:cs="Calibri"/>
-          <w:color w:val="FF0000"/>
-        </w:rPr>
-        <w:t>. We changed “These findings support our theoretical claim that technocratic delegation does not neutralize framing effects because framing operates through cognitive evaluation” to: “These findings support the more limited claim that technocratic delegation does not prevent experimentally varied justifications from shifting stated funding preferences.” We further clarify that the findings are compatible with a reference-dependent account but do not show that respondents actually construed the treatments as losses, gains, or rescue obligations.</w:t>
-      </w:r>
-    </w:p>
-    <w:p>
-      <w:pPr>
-        <w:spacing w:before="120" w:after="120" w:line="360" w:lineRule="auto"/>
-        <w:ind w:left="720"/>
-        <w:jc w:val="both"/>
-        <w:rPr>
-          <w:rFonts w:ascii="Calibri" w:eastAsia="Calibri" w:hAnsi="Calibri" w:cs="Calibri"/>
-          <w:color w:val="212121"/>
-        </w:rPr>
-      </w:pPr>
-      <w:r>
-        <w:rPr>
-          <w:rFonts w:ascii="Calibri" w:eastAsia="Calibri" w:hAnsi="Calibri" w:cs="Calibri"/>
-          <w:b/>
-          <w:bCs/>
-          <w:color w:val="FF0000"/>
-        </w:rPr>
-        <w:t>Limitations and future research</w:t>
-      </w:r>
-      <w:r>
-        <w:rPr>
-          <w:rFonts w:ascii="Calibri" w:eastAsia="Calibri" w:hAnsi="Calibri" w:cs="Calibri"/>
-          <w:color w:val="FF0000"/>
-        </w:rPr>
-        <w:t>. We now state explicitly that the survey included neither manipulation checks nor direct mechanism measures and that the study identifies effects of the assigned frames, not the psychological processes producing those effects. We also add that future studies should incorporate manipulation checks and preregistered measures of perceived loss, opportunity cost, absence of alternatives, and moral obligation.</w:t>
-      </w:r>
-    </w:p>
-    <w:p>
-      <w:pPr>
-        <w:spacing w:before="120" w:after="120" w:line="360" w:lineRule="auto"/>
-        <w:ind w:left="720"/>
-        <w:jc w:val="both"/>
-        <w:rPr>
-          <w:rFonts w:ascii="Calibri" w:eastAsia="Calibri" w:hAnsi="Calibri" w:cs="Calibri"/>
-          <w:color w:val="212121"/>
-        </w:rPr>
-      </w:pPr>
-      <w:r>
-        <w:rPr>
-          <w:rFonts w:ascii="Calibri" w:eastAsia="Calibri" w:hAnsi="Calibri" w:cs="Calibri"/>
-          <w:b/>
-          <w:bCs/>
-          <w:color w:val="FF0000"/>
-        </w:rPr>
-        <w:t>Conclusion</w:t>
-      </w:r>
-      <w:r>
-        <w:rPr>
-          <w:rFonts w:ascii="Calibri" w:eastAsia="Calibri" w:hAnsi="Calibri" w:cs="Calibri"/>
-          <w:color w:val="FF0000"/>
-        </w:rPr>
-        <w:t>. We changed the conclusion from claiming that citizens “evaluate” reimbursement decisions through reference-dependent frames to stating that experimentally varied justifications shift stated funding preferences and that the direction of these effects is consistent with reference-dependent interpretation. The revised conclusion explicitly notes that the present design does not identify the underlying cognitive or moral mechanism.</w:t>
-      </w:r>
-    </w:p>
-    <w:p>
-      <w:pPr>
-        <w:spacing w:before="120" w:after="120" w:line="360" w:lineRule="auto"/>
-        <w:ind w:left="720"/>
-        <w:jc w:val="both"/>
-        <w:rPr>
-          <w:rFonts w:ascii="Calibri" w:eastAsia="Calibri" w:hAnsi="Calibri" w:cs="Calibri"/>
-          <w:color w:val="212121"/>
-        </w:rPr>
-      </w:pPr>
-      <w:r>
-        <w:rPr>
-          <w:rFonts w:ascii="Calibri" w:eastAsia="Calibri" w:hAnsi="Calibri" w:cs="Calibri"/>
-          <w:color w:val="FF0000"/>
-        </w:rPr>
-        <w:t>These revisions preserve the paper’s theoretical framework and directional hypotheses while ensuring that the empirical claims do not exceed what the experimental design and measured outcomes can establish.</w:t>
+      </w:pPr>
+      <w:r>
+        <w:rPr>
+          <w:rFonts w:ascii="Calibri" w:eastAsia="Calibri" w:hAnsi="Calibri" w:cs="Calibri"/>
+          <w:color w:val="FF0000"/>
+        </w:rPr>
+        <w:t>The Results now describe movements between more and less restrictive funding positions and characterize their direction as consistent with—but not proof of—prospect theory and the rule of rescue. Most importantly, we state: “Because the survey did not include manipulation checks or measures of perceived patient loss, opportunity cost, absence of alternatives, or moral obligation, the results do not establish which psychological process generated these effects.” The Discussion, limitations, and Conclusion reiterate this inferential boundary and identify manipulation checks and preregistered mechanism measures as priorities for future research.</w:t>
       </w:r>
     </w:p>
     <w:p>
@@ -1687,7 +1089,6 @@
           <w:rFonts w:ascii="Calibri" w:eastAsia="Calibri" w:hAnsi="Calibri" w:cs="Calibri"/>
           <w:color w:val="FF0000"/>
         </w:rPr>
-        <w:lastRenderedPageBreak/>
         <w:t>We are very grateful for the constructive comments we have received.</w:t>
       </w:r>
       <w:r>
@@ -1715,7 +1116,7 @@
         </w:rPr>
       </w:pPr>
       <w:r>
-        <w:pict w14:anchorId="17ABAD1E">
+        <w:pict w14:anchorId="5D9AF464">
           <v:rect id="_x0000_s1026" alt="" style="width:6in;height:1.1pt;visibility:visible;mso-wrap-style:square;mso-width-percent:0;mso-height-percent:0;mso-left-percent:-10001;mso-top-percent:-10001;mso-position-horizontal:absolute;mso-position-horizontal-relative:char;mso-position-vertical:absolute;mso-position-vertical-relative:line;mso-width-percent:0;mso-height-percent:0;mso-left-percent:-10001;mso-top-percent:-10001;v-text-anchor:top" filled="f">
             <o:lock v:ext="edit" rotation="t" aspectratio="t" verticies="t" text="t" shapetype="t"/>
             <w10:anchorlock/>

--- a/Social_Science_and_Medicine/R_R/Response_letter.docx
+++ b/Social_Science_and_Medicine/R_R/Response_letter.docx
@@ -70,7 +70,7 @@
         </w:rPr>
       </w:r>
       <w:r>
-        <w:pict w14:anchorId="64BB9AFD">
+        <w:pict w14:anchorId="5FA288B8">
           <v:rect id="Horizontal Line 1" o:spid="_x0000_s1027" style="width:431.95pt;height:.05pt;visibility:visible;mso-wrap-style:square;mso-left-percent:-10001;mso-top-percent:-10001;mso-position-horizontal:absolute;mso-position-horizontal-relative:char;mso-position-vertical:absolute;mso-position-vertical-relative:line;mso-left-percent:-10001;mso-top-percent:-10001;v-text-anchor:top" o:gfxdata="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" filled="f">
             <o:lock v:ext="edit" rotation="t" aspectratio="t" verticies="t" text="t" shapetype="t"/>
             <w10:anchorlock/>
@@ -788,7 +788,21 @@
           <w:rFonts w:ascii="Calibri" w:eastAsia="Calibri" w:hAnsi="Calibri" w:cs="Calibri"/>
           <w:color w:val="FF0000"/>
         </w:rPr>
-        <w:t>We also report complete unweighted multinomial and ordinal-logit specifications in Table OA1. The weighted and unweighted results are substantively comparable: all eight framing coefficients retain the same direction, and every unweighted confidence interval overlaps its weighted counterpart. The loss-frame effect on unconditional funding, both frame effects on “I don’t know,” and the ordinal loss-frame effect remain distinguishable from the null. Without weights, however, the loss-frame contrast for conditional funding, the gains-frame contrast for unconditional funding, and the ordinal gains effect no longer exclude the null at 95%.</w:t>
+        <w:t>We also report complete unweighted multinomial and ordinal-logit specifications in Table OA</w:t>
+      </w:r>
+      <w:r>
+        <w:rPr>
+          <w:rFonts w:ascii="Calibri" w:eastAsia="Calibri" w:hAnsi="Calibri" w:cs="Calibri"/>
+          <w:color w:val="FF0000"/>
+        </w:rPr>
+        <w:t>2</w:t>
+      </w:r>
+      <w:r>
+        <w:rPr>
+          <w:rFonts w:ascii="Calibri" w:eastAsia="Calibri" w:hAnsi="Calibri" w:cs="Calibri"/>
+          <w:color w:val="FF0000"/>
+        </w:rPr>
+        <w:t>. The weighted and unweighted results are substantively comparable: all eight framing coefficients retain the same direction, and every unweighted confidence interval overlaps its weighted counterpart. The loss-frame effect on unconditional funding, both frame effects on “I don’t know,” and the ordinal loss-frame effect remain distinguishable from the null. Without weights, however, the loss-frame contrast for conditional funding, the gains-frame contrast for unconditional funding, and the ordinal gains effect no longer exclude the null at 95%.</w:t>
       </w:r>
     </w:p>
     <w:p>
@@ -1116,7 +1130,7 @@
         </w:rPr>
       </w:pPr>
       <w:r>
-        <w:pict w14:anchorId="5D9AF464">
+        <w:pict w14:anchorId="1DA59259">
           <v:rect id="_x0000_s1026" alt="" style="width:6in;height:1.1pt;visibility:visible;mso-wrap-style:square;mso-width-percent:0;mso-height-percent:0;mso-left-percent:-10001;mso-top-percent:-10001;mso-position-horizontal:absolute;mso-position-horizontal-relative:char;mso-position-vertical:absolute;mso-position-vertical-relative:line;mso-width-percent:0;mso-height-percent:0;mso-left-percent:-10001;mso-top-percent:-10001;v-text-anchor:top" filled="f">
             <o:lock v:ext="edit" rotation="t" aspectratio="t" verticies="t" text="t" shapetype="t"/>
             <w10:anchorlock/>

--- a/Social_Science_and_Medicine/R_R/Response_letter.docx
+++ b/Social_Science_and_Medicine/R_R/Response_letter.docx
@@ -41,7 +41,7 @@
         <w:rPr>
           <w:rFonts w:ascii="Calibri" w:eastAsia="Calibri" w:hAnsi="Calibri" w:cs="Calibri"/>
         </w:rPr>
-        <w:t xml:space="preserve">We thank the Editor and the Reviewers for their careful evaluation and important comments that have helped us to improve the manuscript. Please find below our response to Reviewers in point-by-point fashions (our answers are indicated with red </w:t>
+        <w:t xml:space="preserve">We thank the Editor and the Reviewers for their careful evaluation and important comments that have helped us to improve the manuscript. Please find below our response to Reviewers in point-by-point fashion (our answers are indicated with red </w:t>
       </w:r>
       <w:r>
         <w:rPr>
@@ -70,7 +70,7 @@
         </w:rPr>
       </w:r>
       <w:r>
-        <w:pict w14:anchorId="5FA288B8">
+        <w:pict w14:anchorId="117CFAD2">
           <v:rect id="Horizontal Line 1" o:spid="_x0000_s1027" style="width:431.95pt;height:.05pt;visibility:visible;mso-wrap-style:square;mso-left-percent:-10001;mso-top-percent:-10001;mso-position-horizontal:absolute;mso-position-horizontal-relative:char;mso-position-vertical:absolute;mso-position-vertical-relative:line;mso-left-percent:-10001;mso-top-percent:-10001;v-text-anchor:top" o:gfxdata="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" filled="f">
             <o:lock v:ext="edit" rotation="t" aspectratio="t" verticies="t" text="t" shapetype="t"/>
             <w10:anchorlock/>
@@ -575,7 +575,21 @@
           <w:rFonts w:ascii="Calibri" w:eastAsia="Calibri" w:hAnsi="Calibri" w:cs="Calibri"/>
           <w:color w:val="FF0000"/>
         </w:rPr>
-        <w:t>footnote 1, as well as recognizing your contribution:</w:t>
+        <w:t xml:space="preserve">footnote </w:t>
+      </w:r>
+      <w:r>
+        <w:rPr>
+          <w:rFonts w:ascii="Calibri" w:eastAsia="Calibri" w:hAnsi="Calibri" w:cs="Calibri"/>
+          <w:color w:val="FF0000"/>
+        </w:rPr>
+        <w:t>2</w:t>
+      </w:r>
+      <w:r>
+        <w:rPr>
+          <w:rFonts w:ascii="Calibri" w:eastAsia="Calibri" w:hAnsi="Calibri" w:cs="Calibri"/>
+          <w:color w:val="FF0000"/>
+        </w:rPr>
+        <w:t>:</w:t>
       </w:r>
     </w:p>
     <w:p>
@@ -593,7 +607,7 @@
           <w:rFonts w:ascii="Calibri" w:eastAsia="Calibri" w:hAnsi="Calibri" w:cs="Calibri"/>
           <w:color w:val="FF0000"/>
         </w:rPr>
-        <w:t>“A likelihood-ratio test rejects the proportional-odds restriction for the framing variable, χ²(2) = 7.36, p = .025; the restriction is also rejected for several covariates. Accordingly, we use the multinomial logit as the main specification and report the ordered logit only as a sensitivity analysis (we thank Reviewer 1 for this suggestion).”</w:t>
+        <w:t>“A likelihood-ratio test rejects the proportional-odds restriction for the framing variable, χ²(2) = 7.36, p = .025; the restriction is also rejected for several covariates. Accordingly, we use the multinomial logit as the main specification and report the ordered logit only as a sensitivity analysis.”</w:t>
       </w:r>
     </w:p>
     <w:p>
@@ -685,7 +699,7 @@
           <w:rFonts w:ascii="Calibri" w:eastAsia="Calibri" w:hAnsi="Calibri" w:cs="Calibri"/>
           <w:color w:val="FF0000"/>
         </w:rPr>
-        <w:t xml:space="preserve"> the model-based results (see p. 10). As requested, the figure reports within-arm percentages and cell counts for all four response categories, including “I don’t know,” allowing readers to assess the unadjusted differences across conditions directly.</w:t>
+        <w:t xml:space="preserve"> the model-based results. As requested, the figure reports within-arm percentages and cell counts for all four response categories, including “I don’t know,” allowing readers to assess the unadjusted differences across conditions directly.</w:t>
       </w:r>
     </w:p>
     <w:p>
@@ -724,14 +738,14 @@
           <w:rFonts w:ascii="Calibri" w:eastAsia="Calibri" w:hAnsi="Calibri" w:cs="Calibri"/>
           <w:color w:val="FF0000"/>
         </w:rPr>
-        <w:t xml:space="preserve">Thank you for this suggestion. We fully agree. Now the full model including all your suggestions is included in the regression table (Table 3 in the paper; p. 14-16). Since it is a large table, we omitted it here. Now the table also contains all “covariates, sample sizes, fit statistics, weighting details, and confidence intervals” as requested. Similarly, now Fig 2 is supported by a predicted probabilities table (now Table 2 in p. 14). </w:t>
+        <w:t>Thank you. We now report the complete weighted multinomial and ordinal-logit specifications—including all covariates, thresholds, sample sizes, fit statistics, weighting details, and 95% confidence intervals—in Table OA1. Figure 3 is supported by Table 2, which reports predicted probabilities and 95% confidence intervals for all four outcomes</w:t>
       </w:r>
       <w:r>
         <w:rPr>
           <w:rFonts w:ascii="Times New Roman" w:eastAsia="Times New Roman" w:hAnsi="Times New Roman" w:cs="Times New Roman"/>
           <w:color w:val="FF0000"/>
         </w:rPr>
-        <w:t>We thank you for this suggestion.</w:t>
+        <w:t>.</w:t>
       </w:r>
     </w:p>
     <w:p>
@@ -1130,7 +1144,7 @@
         </w:rPr>
       </w:pPr>
       <w:r>
-        <w:pict w14:anchorId="1DA59259">
+        <w:pict w14:anchorId="78D6127F">
           <v:rect id="_x0000_s1026" alt="" style="width:6in;height:1.1pt;visibility:visible;mso-wrap-style:square;mso-width-percent:0;mso-height-percent:0;mso-left-percent:-10001;mso-top-percent:-10001;mso-position-horizontal:absolute;mso-position-horizontal-relative:char;mso-position-vertical:absolute;mso-position-vertical-relative:line;mso-width-percent:0;mso-height-percent:0;mso-left-percent:-10001;mso-top-percent:-10001;v-text-anchor:top" filled="f">
             <o:lock v:ext="edit" rotation="t" aspectratio="t" verticies="t" text="t" shapetype="t"/>
             <w10:anchorlock/>
@@ -1221,7 +1235,21 @@
           <w:rFonts w:ascii="Calibri" w:eastAsia="Calibri" w:hAnsi="Calibri" w:cs="Calibri"/>
           <w:color w:val="FF0000"/>
         </w:rPr>
-        <w:t xml:space="preserve">We thank Reviewer 2 for this proposition. We have revised the text accordingly. </w:t>
+        <w:t xml:space="preserve">We thank Reviewer 2 for this </w:t>
+      </w:r>
+      <w:r>
+        <w:rPr>
+          <w:rFonts w:ascii="Calibri" w:eastAsia="Calibri" w:hAnsi="Calibri" w:cs="Calibri"/>
+          <w:color w:val="FF0000"/>
+        </w:rPr>
+        <w:t>suggestion</w:t>
+      </w:r>
+      <w:r>
+        <w:rPr>
+          <w:rFonts w:ascii="Calibri" w:eastAsia="Calibri" w:hAnsi="Calibri" w:cs="Calibri"/>
+          <w:color w:val="FF0000"/>
+        </w:rPr>
+        <w:t xml:space="preserve">. We have revised the text accordingly. </w:t>
       </w:r>
     </w:p>
     <w:sectPr>

--- a/Social_Science_and_Medicine/R_R/Response_letter.docx
+++ b/Social_Science_and_Medicine/R_R/Response_letter.docx
@@ -65,13 +65,8 @@
         </w:rPr>
       </w:pPr>
       <w:r>
-        <w:rPr>
-          <w:noProof/>
-        </w:rPr>
-      </w:r>
-      <w:r>
-        <w:pict w14:anchorId="117CFAD2">
-          <v:rect id="Horizontal Line 1" o:spid="_x0000_s1027" style="width:431.95pt;height:.05pt;visibility:visible;mso-wrap-style:square;mso-left-percent:-10001;mso-top-percent:-10001;mso-position-horizontal:absolute;mso-position-horizontal-relative:char;mso-position-vertical:absolute;mso-position-vertical-relative:line;mso-left-percent:-10001;mso-top-percent:-10001;v-text-anchor:top" o:gfxdata="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" filled="f">
+        <w:pict w14:anchorId="13C5E565">
+          <v:rect id="Horizontal Line 1" o:spid="_x0000_s1027" alt="" style="width:431.95pt;height:.05pt;visibility:visible;mso-wrap-style:square;mso-width-percent:0;mso-height-percent:0;mso-left-percent:-10001;mso-top-percent:-10001;mso-position-horizontal:absolute;mso-position-horizontal-relative:char;mso-position-vertical:absolute;mso-position-vertical-relative:line;mso-width-percent:0;mso-height-percent:0;mso-left-percent:-10001;mso-top-percent:-10001;v-text-anchor:top" filled="f">
             <o:lock v:ext="edit" rotation="t" aspectratio="t" verticies="t" text="t" shapetype="t"/>
             <w10:anchorlock/>
           </v:rect>
@@ -478,7 +473,14 @@
           <w:rFonts w:ascii="Calibri" w:eastAsia="Calibri" w:hAnsi="Calibri" w:cs="Calibri"/>
           <w:color w:val="FF0000"/>
         </w:rPr>
-        <w:t xml:space="preserve">Thank you. We agree that “I don’t know” responses should be retained and interpreted as substantively meaningful. We have therefore made the full-sample multinomial logit—which </w:t>
+        <w:t xml:space="preserve">Thank you. We agree that “I don’t know” responses should be retained and interpreted as substantively meaningful. </w:t>
+      </w:r>
+      <w:r>
+        <w:rPr>
+          <w:rFonts w:ascii="Calibri" w:eastAsia="Calibri" w:hAnsi="Calibri" w:cs="Calibri"/>
+          <w:color w:val="FF0000"/>
+        </w:rPr>
+        <w:t xml:space="preserve">We have therefore made the full-sample multinomial logit—which </w:t>
       </w:r>
       <w:r>
         <w:rPr>
@@ -486,7 +488,14 @@
           <w:color w:val="FF0000"/>
         </w:rPr>
         <w:lastRenderedPageBreak/>
-        <w:t>includes “I don’t know” as a fourth outcome—the paper’s primary model. The main-results figure and accompanying predicted-probability table report estimates for all four response categories with 95% confidence intervals, while the full regression table reports the corresponding multinomial estimates.</w:t>
+        <w:t>includes “I don’t know” as a fourth outcome—the paper’s primary model. This specification is not new: it was reported as a robustness analysis in the original manuscript. In response to the reviewer, we have reversed the original hierarchy of the models, making the multinomial model primary and retaining the ordered logit as a sensitivity analysis</w:t>
+      </w:r>
+      <w:r>
+        <w:rPr>
+          <w:rFonts w:ascii="Calibri" w:eastAsia="Calibri" w:hAnsi="Calibri" w:cs="Calibri"/>
+          <w:color w:val="FF0000"/>
+        </w:rPr>
+        <w:t>. The main-results figure and accompanying predicted-probability table report estimates for all four response categories with 95% confidence intervals, while the full regression table reports the corresponding multinomial estimates.</w:t>
       </w:r>
     </w:p>
     <w:p>
@@ -504,7 +513,7 @@
           <w:rFonts w:ascii="Calibri" w:eastAsia="Calibri" w:hAnsi="Calibri" w:cs="Calibri"/>
           <w:color w:val="FF0000"/>
         </w:rPr>
-        <w:t>We retain the ordered logit, which excludes “I don’t know,” as a sensitivity analysis. Figure OA1 in the Online Appendix directly compares predicted probabilities from the multinomial and ordinal specifications. The estimates for the three substantive funding outcomes are comparable across models, indicating that the main conclusions do not depend on excluding uncertain respondents.</w:t>
+        <w:t>Figure OA1 in the Online Appendix directly compares predicted probabilities from the multinomial and ordinal specifications. The estimates for the three substantive funding outcomes are comparable across models, indicating that the main conclusions do not depend on excluding uncertain respondents.</w:t>
       </w:r>
     </w:p>
     <w:p>
@@ -625,6 +634,7 @@
           <w:rFonts w:ascii="Calibri" w:eastAsia="Calibri" w:hAnsi="Calibri" w:cs="Calibri"/>
           <w:color w:val="FF0000"/>
         </w:rPr>
+        <w:lastRenderedPageBreak/>
         <w:t xml:space="preserve">This is another reason why keeping the multinomial model as the main model of the paper is actually better (effectively following your advice of “[using] a[nother] model that relaxes [such assumption]”). </w:t>
       </w:r>
     </w:p>
@@ -664,7 +674,6 @@
           <w:rFonts w:ascii="Calibri" w:eastAsia="Calibri" w:hAnsi="Calibri" w:cs="Calibri"/>
           <w:color w:val="212121"/>
         </w:rPr>
-        <w:lastRenderedPageBreak/>
         <w:t>The manuscript should show the raw outcome distributions by experimental arm. Readers need to see the basic differences across groups before interpreting model based estimates.</w:t>
       </w:r>
     </w:p>
@@ -816,7 +825,15 @@
           <w:rFonts w:ascii="Calibri" w:eastAsia="Calibri" w:hAnsi="Calibri" w:cs="Calibri"/>
           <w:color w:val="FF0000"/>
         </w:rPr>
-        <w:t>. The weighted and unweighted results are substantively comparable: all eight framing coefficients retain the same direction, and every unweighted confidence interval overlaps its weighted counterpart. The loss-frame effect on unconditional funding, both frame effects on “I don’t know,” and the ordinal loss-frame effect remain distinguishable from the null. Without weights, however, the loss-frame contrast for conditional funding, the gains-frame contrast for unconditional funding, and the ordinal gains effect no longer exclude the null at 95%.</w:t>
+        <w:t xml:space="preserve">. The weighted and unweighted results are substantively comparable: all eight framing coefficients retain the same direction, and every unweighted confidence interval overlaps its weighted </w:t>
+      </w:r>
+      <w:r>
+        <w:rPr>
+          <w:rFonts w:ascii="Calibri" w:eastAsia="Calibri" w:hAnsi="Calibri" w:cs="Calibri"/>
+          <w:color w:val="FF0000"/>
+        </w:rPr>
+        <w:lastRenderedPageBreak/>
+        <w:t>counterpart. The loss-frame effect on unconditional funding, both frame effects on “I don’t know,” and the ordinal loss-frame effect remain distinguishable from the null. Without weights, however, the loss-frame contrast for conditional funding, the gains-frame contrast for unconditional funding, and the ordinal gains effect no longer exclude the null at 95%.</w:t>
       </w:r>
     </w:p>
     <w:p>
@@ -834,7 +851,6 @@
           <w:rFonts w:ascii="Calibri" w:eastAsia="Calibri" w:hAnsi="Calibri" w:cs="Calibri"/>
           <w:color w:val="FF0000"/>
         </w:rPr>
-        <w:lastRenderedPageBreak/>
         <w:t>We therefore conclude that weighting affects the precision of some contrasts but not the overall directional pattern. Given its length, the complete unweighted table is reported in the Online Appendix.</w:t>
       </w:r>
     </w:p>
@@ -920,7 +936,15 @@
           <w:rFonts w:ascii="Calibri" w:eastAsia="Calibri" w:hAnsi="Calibri" w:cs="Calibri"/>
           <w:color w:val="FF0000"/>
         </w:rPr>
-        <w:t>Thank you. We agree that the conditional-funding category may pool several substantively different considerations. We now state explicitly that respondents may have selected it because they favored price negotiation, were uncertain, wished to avoid denying treatment, or regarded unconditional payment as too permissive. Rather than treating its modal status as evidence of a shared normative rationale, we now present normative attraction, status quo bias, and institutional framing as possible interpretations that the present measure cannot distinguish. We also identify follow-up measures capable of distinguishing these motivations as a priority for future research</w:t>
+        <w:t xml:space="preserve">Thank you. We agree that the conditional-funding category may pool several substantively different considerations. We now state explicitly that respondents may have selected it because they favored price negotiation, were uncertain, wished to avoid denying treatment, or regarded unconditional payment as too permissive. Rather than treating its modal status as evidence of a shared normative rationale, we now present normative attraction, status quo bias, and institutional framing as possible interpretations that the present measure cannot distinguish. We </w:t>
+      </w:r>
+      <w:r>
+        <w:rPr>
+          <w:rFonts w:ascii="Calibri" w:eastAsia="Calibri" w:hAnsi="Calibri" w:cs="Calibri"/>
+          <w:color w:val="FF0000"/>
+        </w:rPr>
+        <w:lastRenderedPageBreak/>
+        <w:t>also identify follow-up measures capable of distinguishing these motivations as a priority for future research</w:t>
       </w:r>
       <w:r>
         <w:rPr>
@@ -948,15 +972,7 @@
           <w:rFonts w:ascii="Calibri" w:eastAsia="Calibri" w:hAnsi="Calibri" w:cs="Calibri"/>
           <w:color w:val="212121"/>
         </w:rPr>
-        <w:t xml:space="preserve">Several parts of the Discussion go beyond the evidence. The manuscript discusses political trust, ideology, system satisfaction, industry lobbying, patient organisations, and patient influencers. </w:t>
-      </w:r>
-      <w:r>
-        <w:rPr>
-          <w:rFonts w:ascii="Calibri" w:eastAsia="Calibri" w:hAnsi="Calibri" w:cs="Calibri"/>
-          <w:color w:val="212121"/>
-        </w:rPr>
-        <w:lastRenderedPageBreak/>
-        <w:t>These topics are relevant to the broader policy area, but most are not measured in this study. The Discussion should be shortened and tied more closely to the results.</w:t>
+        <w:t>Several parts of the Discussion go beyond the evidence. The manuscript discusses political trust, ideology, system satisfaction, industry lobbying, patient organisations, and patient influencers. These topics are relevant to the broader policy area, but most are not measured in this study. The Discussion should be shortened and tied more closely to the results.</w:t>
       </w:r>
     </w:p>
     <w:p>
@@ -1052,15 +1068,8 @@
           <w:rFonts w:ascii="Calibri" w:eastAsia="Calibri" w:hAnsi="Calibri" w:cs="Calibri"/>
           <w:color w:val="FF0000"/>
         </w:rPr>
-        <w:t xml:space="preserve">Thank you. We agree that the experiment identifies the effects of the assigned frames on stated funding preferences but not the intervening psychological mechanisms. We retain prospect theory and the rule of rescue as the ex ante theoretical framework while consistently softening the empirical interpretation. The Abstract now refers to the rescue-oriented and resource-preservation frames rather than treating loss avoidance and gain preservation as observed processes. The Theory states that the treatments “may” elicit the proposed mechanisms, while </w:t>
-      </w:r>
-      <w:r>
-        <w:rPr>
-          <w:rFonts w:ascii="Calibri" w:eastAsia="Calibri" w:hAnsi="Calibri" w:cs="Calibri"/>
-          <w:color w:val="FF0000"/>
-        </w:rPr>
         <w:lastRenderedPageBreak/>
-        <w:t>the Methods no longer characterize the outcome categories as direct measures of risk-seeking or risk aversion.</w:t>
+        <w:t>Thank you. We agree that the experiment identifies the effects of the assigned frames on stated funding preferences but not the intervening psychological mechanisms. We retain prospect theory and the rule of rescue as the ex ante theoretical framework while consistently softening the empirical interpretation. The Abstract now refers to the rescue-oriented and resource-preservation frames rather than treating loss avoidance and gain preservation as observed processes. The Theory states that the treatments “may” elicit the proposed mechanisms, while the Methods no longer characterize the outcome categories as direct measures of risk-seeking or risk aversion.</w:t>
       </w:r>
     </w:p>
     <w:p>
@@ -1144,7 +1153,7 @@
         </w:rPr>
       </w:pPr>
       <w:r>
-        <w:pict w14:anchorId="78D6127F">
+        <w:pict w14:anchorId="43C54F45">
           <v:rect id="_x0000_s1026" alt="" style="width:6in;height:1.1pt;visibility:visible;mso-wrap-style:square;mso-width-percent:0;mso-height-percent:0;mso-left-percent:-10001;mso-top-percent:-10001;mso-position-horizontal:absolute;mso-position-horizontal-relative:char;mso-position-vertical:absolute;mso-position-vertical-relative:line;mso-width-percent:0;mso-height-percent:0;mso-left-percent:-10001;mso-top-percent:-10001;v-text-anchor:top" filled="f">
             <o:lock v:ext="edit" rotation="t" aspectratio="t" verticies="t" text="t" shapetype="t"/>
             <w10:anchorlock/>
@@ -1199,7 +1208,15 @@
           <w:rFonts w:ascii="Calibri" w:eastAsia="Calibri" w:hAnsi="Calibri" w:cs="Calibri"/>
           <w:color w:val="FF0000"/>
         </w:rPr>
-        <w:t>We thank the Reviewer for raising this important point. This issue is one of the main motivations for the study and is reflected in the choice of the vignette and the policy implications of the findings. To make this more explicit, we have also highlighted this point in the first paragraph of the Introduction.</w:t>
+        <w:t xml:space="preserve">We thank the Reviewer for raising this important point. This issue is one of the main motivations for the study and is reflected in the choice of the vignette and the policy implications of the </w:t>
+      </w:r>
+      <w:r>
+        <w:rPr>
+          <w:rFonts w:ascii="Calibri" w:eastAsia="Calibri" w:hAnsi="Calibri" w:cs="Calibri"/>
+          <w:color w:val="FF0000"/>
+        </w:rPr>
+        <w:lastRenderedPageBreak/>
+        <w:t>findings. To make this more explicit, we have also highlighted this point in the first paragraph of the Introduction.</w:t>
       </w:r>
     </w:p>
     <w:p>
